--- a/tillsyn/A 26772-2026 tillsynsbegäran.docx
+++ b/tillsyn/A 26772-2026 tillsynsbegäran.docx
@@ -280,7 +280,7 @@
     <w:r>
       <w:tab/>
       <w:tab/>
-      <w:t>2026-06-12</w:t>
+      <w:t>2026-06-13</w:t>
       <w:br/>
       <w:br/>
     </w:r>

--- a/tillsyn/A 26772-2026 tillsynsbegäran.docx
+++ b/tillsyn/A 26772-2026 tillsynsbegäran.docx
@@ -280,7 +280,7 @@
     <w:r>
       <w:tab/>
       <w:tab/>
-      <w:t>2026-06-13</w:t>
+      <w:t>2026-06-14</w:t>
       <w:br/>
       <w:br/>
     </w:r>

--- a/tillsyn/A 26772-2026 tillsynsbegäran.docx
+++ b/tillsyn/A 26772-2026 tillsynsbegäran.docx
@@ -280,7 +280,7 @@
     <w:r>
       <w:tab/>
       <w:tab/>
-      <w:t>2026-06-15</w:t>
+      <w:t>2026-06-16</w:t>
       <w:br/>
       <w:br/>
     </w:r>

--- a/tillsyn/A 26772-2026 tillsynsbegäran.docx
+++ b/tillsyn/A 26772-2026 tillsynsbegäran.docx
@@ -280,7 +280,7 @@
     <w:r>
       <w:tab/>
       <w:tab/>
-      <w:t>2026-06-16</w:t>
+      <w:t>2026-06-17</w:t>
       <w:br/>
       <w:br/>
     </w:r>

--- a/tillsyn/A 26772-2026 tillsynsbegäran.docx
+++ b/tillsyn/A 26772-2026 tillsynsbegäran.docx
@@ -1,6 +1,6 @@
 
 <file path=word/document.xml><?xml version="1.0" encoding="utf-8"?>
-<w:document xmlns:wpc="http://schemas.microsoft.com/office/word/2010/wordprocessingCanvas" xmlns:cx="http://schemas.microsoft.com/office/drawing/2014/chartex" xmlns:cx1="http://schemas.microsoft.com/office/drawing/2015/9/8/chartex" xmlns:cx2="http://schemas.microsoft.com/office/drawing/2015/10/21/chartex" xmlns:cx3="http://schemas.microsoft.com/office/drawing/2016/5/9/chartex" xmlns:cx4="http://schemas.microsoft.com/office/drawing/2016/5/10/chartex" xmlns:cx5="http://schemas.microsoft.com/office/drawing/2016/5/11/chartex" xmlns:cx6="http://schemas.microsoft.com/office/drawing/2016/5/12/chartex" xmlns:cx7="http://schemas.microsoft.com/office/drawing/2016/5/13/chartex" xmlns:cx8="http://schemas.microsoft.com/office/drawing/2016/5/14/chartex" xmlns:mc="http://schemas.openxmlformats.org/markup-compatibility/2006" xmlns:aink="http://schemas.microsoft.com/office/drawing/2016/ink" xmlns:am3d="http://schemas.microsoft.com/office/drawing/2017/model3d" xmlns:o="urn:schemas-microsoft-com:office:office" xmlns:oel="http://schemas.microsoft.com/office/2019/extlst" xmlns:r="http://schemas.openxmlformats.org/officeDocument/2006/relationships" xmlns:m="http://schemas.openxmlformats.org/officeDocument/2006/math" xmlns:v="urn:schemas-microsoft-com:vml" xmlns:wp14="http://schemas.microsoft.com/office/word/2010/wordprocessingDrawing" xmlns:wp="http://schemas.openxmlformats.org/drawingml/2006/wordprocessingDrawing" xmlns:w10="urn:schemas-microsoft-com:office:word" xmlns:w="http://schemas.openxmlformats.org/wordprocessingml/2006/main" xmlns:w14="http://schemas.microsoft.com/office/word/2010/wordml" xmlns:w15="http://schemas.microsoft.com/office/word/2012/wordml" xmlns:w16cex="http://schemas.microsoft.com/office/word/2018/wordml/cex" xmlns:w16cid="http://schemas.microsoft.com/office/word/2016/wordml/cid" xmlns:w16="http://schemas.microsoft.com/office/word/2018/wordml" xmlns:w16sdtdh="http://schemas.microsoft.com/office/word/2020/wordml/sdtdatahash" xmlns:w16se="http://schemas.microsoft.com/office/word/2015/wordml/symex" xmlns:wpg="http://schemas.microsoft.com/office/word/2010/wordprocessingGroup" xmlns:wpi="http://schemas.microsoft.com/office/word/2010/wordprocessingInk" xmlns:wne="http://schemas.microsoft.com/office/word/2006/wordml" xmlns:wps="http://schemas.microsoft.com/office/word/2010/wordprocessingShape" mc:Ignorable="w14 w15 w16se w16cid w16 w16cex w16sdtdh wp14">
+<w:document xmlns:wpc="http://schemas.microsoft.com/office/word/2010/wordprocessingCanvas" xmlns:cx="http://schemas.microsoft.com/office/drawing/2014/chartex" xmlns:cx1="http://schemas.microsoft.com/office/drawing/2015/9/8/chartex" xmlns:cx2="http://schemas.microsoft.com/office/drawing/2015/10/21/chartex" xmlns:cx3="http://schemas.microsoft.com/office/drawing/2016/5/9/chartex" xmlns:cx4="http://schemas.microsoft.com/office/drawing/2016/5/10/chartex" xmlns:cx5="http://schemas.microsoft.com/office/drawing/2016/5/11/chartex" xmlns:cx6="http://schemas.microsoft.com/office/drawing/2016/5/12/chartex" xmlns:cx7="http://schemas.microsoft.com/office/drawing/2016/5/13/chartex" xmlns:cx8="http://schemas.microsoft.com/office/drawing/2016/5/14/chartex" xmlns:mc="http://schemas.openxmlformats.org/markup-compatibility/2006" xmlns:aink="http://schemas.microsoft.com/office/drawing/2016/ink" xmlns:am3d="http://schemas.microsoft.com/office/drawing/2017/model3d" xmlns:o="urn:schemas-microsoft-com:office:office" xmlns:oel="http://schemas.microsoft.com/office/2019/extlst" xmlns:r="http://schemas.openxmlformats.org/officeDocument/2006/relationships" xmlns:m="http://schemas.openxmlformats.org/officeDocument/2006/math" xmlns:v="urn:schemas-microsoft-com:vml" xmlns:wp14="http://schemas.microsoft.com/office/word/2010/wordprocessingDrawing" xmlns:wp="http://schemas.openxmlformats.org/drawingml/2006/wordprocessingDrawing" xmlns:w10="urn:schemas-microsoft-com:office:word" xmlns:w="http://schemas.openxmlformats.org/wordprocessingml/2006/main" xmlns:w14="http://schemas.microsoft.com/office/word/2010/wordml" xmlns:w15="http://schemas.microsoft.com/office/word/2012/wordml" xmlns:w16cex="http://schemas.microsoft.com/office/word/2018/wordml/cex" xmlns:w16cid="http://schemas.microsoft.com/office/word/2016/wordml/cid" xmlns:w16="http://schemas.microsoft.com/office/word/2018/wordml" xmlns:w16du="http://schemas.microsoft.com/office/word/2023/wordml/word16du" xmlns:w16sdtdh="http://schemas.microsoft.com/office/word/2020/wordml/sdtdatahash" xmlns:w16sdtfl="http://schemas.microsoft.com/office/word/2024/wordml/sdtformatlock" xmlns:w16se="http://schemas.microsoft.com/office/word/2015/wordml/symex" xmlns:wpg="http://schemas.microsoft.com/office/word/2010/wordprocessingGroup" xmlns:wpi="http://schemas.microsoft.com/office/word/2010/wordprocessingInk" xmlns:wne="http://schemas.microsoft.com/office/word/2006/wordml" xmlns:wps="http://schemas.microsoft.com/office/word/2010/wordprocessingShape" mc:Ignorable="w14 w15 w16se w16cid w16 w16cex w16sdtdh w16sdtfl w16du wp14">
   <w:body>
     <w:p>
       <w:pPr>
@@ -12,35 +12,10 @@
     </w:p>
     <w:p>
       <w:r>
-        <w:t>Detta dokument behandlar höga naturvärden i avverkningsanmälan A 26772-2026 i Högsby kommun. Denna avverkningsanmälan inkom 2026-06-11 15:45:50 och omfattar 7,8 ha.</w:t>
+        <w:t>Detta dokument behandlar höga naturvärden i avverkningsanmälan A 26772-2026 i Högsby kommun som inkom 2026-06-11 och omfattar 7,8 ha.</w:t>
       </w:r>
-    </w:p>
-    <w:p>
       <w:r>
-        <w:t>Vi begär härmed att Skogsstyrelsen fattar beslut enligt miljöbalken som säkerställer att skogens höga naturvärden bevaras samt säkerställer att EU-lagstiftning efterlevs och att artskyddsbrott förhindras. Vi önskar även ta del av de ställningstaganden och beslut som myndigheterna meddelar till följd av aktuell avverkningsanmälan och föreningens inlaga (se 34 § förvaltningslagen).</w:t>
-      </w:r>
-    </w:p>
-    <w:p>
-      <w:r>
-        <w:t>Nedan beskrivs fynd av naturvårdsarter och fridlysta arter som gjorts i det avverkningsanmälda området.</w:t>
-      </w:r>
-    </w:p>
-    <w:p>
-      <w:pPr>
-        <w:pStyle w:val="Heading1"/>
-      </w:pPr>
-      <w:r>
-        <w:t>Naturvårdsarter</w:t>
-      </w:r>
-    </w:p>
-    <w:p>
-      <w:r>
-        <w:t>I avverkningsanmälan har följande 2 naturvårdsarter hittats: vanlig flatbagge (S) och blåsippa (§9). Arter som är signalarter enligt Skogsstyrelsen har markerats med (S). För fridlysta arter anges även paragrafen i Artskyddsförordningen som arten är fridlyst enligt.</w:t>
-      </w:r>
-    </w:p>
-    <w:p>
-      <w:r>
-        <w:t>De påträffade naturvårdsarterna är ett tydligt kvitto på att detta rör sig om en skog med höga naturvärden. I Figur 1 visas en karta över det avverkningsanmälda området, där samtliga fyndplatser för naturvårdsarter som finns registrerade på Artportalen har markerats.</w:t>
+        <w:t xml:space="preserve"> I Figur 1 visas fyndplatser för naturvårdsarter i området, som finns registrerade på Artportalen.</w:t>
       </w:r>
     </w:p>
     <w:p>
@@ -50,7 +25,7 @@
       <w:r>
         <w:drawing>
           <wp:inline xmlns:a="http://schemas.openxmlformats.org/drawingml/2006/main" xmlns:pic="http://schemas.openxmlformats.org/drawingml/2006/picture">
-            <wp:extent cx="5486400" cy="4554452"/>
+            <wp:extent cx="5143592" cy="5688000"/>
             <wp:docPr id="1" name="Picture 1"/>
             <wp:cNvGraphicFramePr>
               <a:graphicFrameLocks noChangeAspect="1"/>
@@ -71,7 +46,7 @@
                   <pic:spPr>
                     <a:xfrm>
                       <a:off x="0" y="0"/>
-                      <a:ext cx="5486400" cy="4554452"/>
+                      <a:ext cx="5143592" cy="5688000"/>
                     </a:xfrm>
                     <a:prstGeom prst="rect"/>
                   </pic:spPr>
@@ -85,29 +60,25 @@
     <w:p>
       <w:pPr>
         <w:pStyle w:val="Caption"/>
+        <w:spacing w:after="240"/>
       </w:pPr>
       <w:r>
-        <w:t>Figur 1. Fyndplatser för naturvårdsarter i det avverkningsanmälda området (röd linje). Markörer utan svart kant är placerade på fyndplatsen. Markörer med svart kant är placerade vid sidan av fyndplatsen och har ett svart streck som visar fyndplatsens exakta position. Kartans mittpunktskoordinat är N 6335019, E 553926 i SWEREF 99 TM.</w:t>
+        <w:t>Figur 1. Fyndplatser för naturvårdsarter i och inom 9 meter från avverkningsanmälan (röd linje). Inom parentes anges rödlistekategorier, S för signalarter, Tför typiska arter och fridlysningsparagrafer i artskyddsförordningen.Markörer utan svart kant är placerade på fyndplatsen. Markörer med svart kant är placerade vid sidan av fyndplatsen och har ett svart streck som visar fyndplatsens exakta position. Kartans mittpunktskoordinat är N 6335019, E 553926 i SWEREF 99 TM.</w:t>
       </w:r>
     </w:p>
     <w:p>
       <w:r>
-        <w:rPr>
-          <w:b/>
-        </w:rPr>
-        <w:t>Vanlig flatbagge</w:t>
+        <w:t>Vi begär härmed att Skogsstyrelsen fattar beslut enligt miljöbalken som säkerställer att skogens höga naturvärden bevaras samt att EU-lagstiftning efterlevs och att artskyddsbrott förhindras.</w:t>
       </w:r>
+    </w:p>
+    <w:p>
       <w:r>
-        <w:t xml:space="preserve"> är en skalbagge vars larvutveckling sker i brunrötad ved av tall och gran, i mindre omfattning lövträd som al, asp och björk. Främst i lågor med klibbticka, timmerticka eller citronticka. Vanlig flatbagge är typisk art för </w:t>
+        <w:t>Vi önskar även ta del av de ställningstaganden och beslut som myndigheten meddelar till följd av aktuell avverkningsanmälan och föreningens inlaga (se 34 § förvaltningslagen).</w:t>
       </w:r>
+    </w:p>
+    <w:p>
       <w:r>
-        <w:rPr>
-          <w:i/>
-        </w:rPr>
-        <w:t xml:space="preserve">9060 Åsbarrskog </w:t>
-      </w:r>
-      <w:r>
-        <w:t>(SLU Artdatabanken, 2025).</w:t>
+        <w:t>Nedan beskrivs fynd av naturvårdsarter och fridlysta arter som gjorts i det avverkningsanmälda området. I BILAGA 1 finns artfakta om fridlysta arter.</w:t>
       </w:r>
     </w:p>
     <w:p>
@@ -115,12 +86,44 @@
         <w:pStyle w:val="Heading1"/>
       </w:pPr>
       <w:r>
+        <w:t>Naturvårdsarter</w:t>
+      </w:r>
+    </w:p>
+    <w:p>
+      <w:r>
+        <w:t>I och inom 9 meter från avverkningsanmälan har följande 4 naturvårdsarter hittats: talltita (NT, §4), vårärt (NT, T), vanlig flatbagge (S, T) och blåsippa (T, §9). Av dessa är 2 rödlistade. För rödlistade arter har rödlistekategorin angivits inom parentes. Arter som är signalarter enligt Skogsstyrelsen har markerats med (S). Typiska arter inom Natura 2000 som är kopplade till skogsekosystem har markerats med (T). För fridlysta arter anges även paragrafen i Artskyddsförordningen som arten är fridlyst enligt.</w:t>
+      </w:r>
+    </w:p>
+    <w:p>
+      <w:r>
+        <w:t>De påträffade naturvårdsarterna är ett tydligt kvitto på att det rör sig om en skog med höga naturvärden.</w:t>
+      </w:r>
+    </w:p>
+    <w:p>
+      <w:pPr>
+        <w:pStyle w:val="Heading2"/>
+      </w:pPr>
+      <w:r>
         <w:t>Fridlysta arter</w:t>
       </w:r>
     </w:p>
     <w:p>
       <w:r>
-        <w:t>Följande fridlysta arter har sina livsmiljöer och växtplatser i den avverkningsanmälda skogen: blåsippa (§9).</w:t>
+        <w:t>Följande fridlysta arter har sina livsmiljöer och växtplatser i den avverkningsanmälda skogen: talltita (NT, §4) och blåsippa (T, §9).</w:t>
+      </w:r>
+    </w:p>
+    <w:p>
+      <w:r>
+        <w:t xml:space="preserve">Observera att medlemsländerna är skyldiga att agera i enlighet med EU:s fågeldirektiv där det uttryckligen står att direktivet gäller för fåglar samt för deras ägg, bon och </w:t>
+      </w:r>
+      <w:r>
+        <w:rPr>
+          <w:b/>
+        </w:rPr>
+        <w:t xml:space="preserve">livsmiljöer </w:t>
+      </w:r>
+      <w:r>
+        <w:t>(artikel 1). Vidare att de åtgärder som vidtas inte får leda till en försämring av den nuvarande situationen beträffande bevarandet av de fågelarter som avses i artikel 1 (artikel 13). Fågeldirektivet är styrande för tillsynsansvariga myndigheters ärendehantering, ställningstaganden och beslutsfattande.</w:t>
       </w:r>
     </w:p>
     <w:p>
@@ -152,6 +155,212 @@
         <w:t xml:space="preserve"> (SLU Artdatabanken, 2025).</w:t>
       </w:r>
     </w:p>
+    <w:p>
+      <w:r>
+        <w:rPr>
+          <w:b/>
+        </w:rPr>
+        <w:t>Talltita (NT, §4)</w:t>
+      </w:r>
+      <w:r>
+        <w:t>, rödlistad som nära hotad och prioriterad art i Skogsvårdslagen, har häckningsrevir i anmälan. Arten har minskat kraftigt de senaste 30 åren och minskningstakten innevarande 10-årsperiod beräknas till 20 (10–30) %. Talltitan är synnerligen trogen sitt cirka 15 hektar stora revir och är beroende av flerskiktade olikåldriga skogar för att kunna föda upp sina ungar. Talltitan försvinner om dess livsmiljö kalavverkas (Eggers &amp; Low, 2014; Ekman, 1979; Griesser et al, 2007; Klein, 2020; Siffczyk et al, 2003; SLU Artdatabanken, 2021).</w:t>
+      </w:r>
+    </w:p>
+    <w:p>
+      <w:r>
+        <w:t>I BILAGA 1 finns mer detaljerad information om ekologi samt krav på livsmiljö hos fridlysta arter.</w:t>
+      </w:r>
+    </w:p>
+    <w:p>
+      <w:pPr>
+        <w:pStyle w:val="Heading2"/>
+      </w:pPr>
+      <w:r>
+        <w:t>Övriga naturvårdsarter</w:t>
+      </w:r>
+    </w:p>
+    <w:p>
+      <w:r>
+        <w:rPr>
+          <w:b/>
+        </w:rPr>
+        <w:t>Vanlig flatbagge</w:t>
+      </w:r>
+      <w:r>
+        <w:t xml:space="preserve"> är en skalbagge vars larvutveckling sker i brunrötad ved av tall och gran, i mindre omfattning lövträd som al, asp och björk. Främst i lågor med klibbticka, timmerticka eller citronticka. Vanlig flatbagge är typisk art för </w:t>
+      </w:r>
+      <w:r>
+        <w:rPr>
+          <w:i/>
+        </w:rPr>
+        <w:t xml:space="preserve">9060 Åsbarrskog </w:t>
+      </w:r>
+      <w:r>
+        <w:t>(SLU Artdatabanken, 2025).</w:t>
+      </w:r>
+    </w:p>
+    <w:p>
+      <w:r>
+        <w:rPr>
+          <w:b/>
+        </w:rPr>
+        <w:t>Vårärt (NT)</w:t>
+      </w:r>
+      <w:r>
+        <w:t xml:space="preserve"> är en kalkgynnad mullväxt som är knuten till rik lundartad vegetation och har sin huvudsakliga förekomst i sydliga kalklövskogar, lövängen och hässlen. Den har även viktiga förekomster av reliktkaraktär i örtrika kalkgranskogar på frisk eller något fuktig mark i mellersta Sverige. Vårärt är en extra betydelsefull signalart i boreala och boreonemorala kalkgranskogar, då dessa förekomster nu är starkt fragmenterade och troligen visar på en flertusenårig ekologisk kontinuitet där spridning och etablering kan ha skett under postglaciala värmetiden. Arten tål inte dagens storskaliga skogsbruksmetoder och den kommer in på rödlistan för första gången 2025 till följd av en kraftig minskning (&gt;50%) i Riksskogstaxeringens data. Vårärt är typisk art för </w:t>
+      </w:r>
+      <w:r>
+        <w:rPr>
+          <w:i/>
+        </w:rPr>
+        <w:t xml:space="preserve">9050 Näringsrik granskog, 9020 Nordlig ädellövskog, 9160 Näringsrik ekskog </w:t>
+      </w:r>
+      <w:r>
+        <w:t xml:space="preserve">och </w:t>
+      </w:r>
+      <w:r>
+        <w:rPr>
+          <w:i/>
+        </w:rPr>
+        <w:t>9180 Ädellövskog i branter</w:t>
+      </w:r>
+      <w:r>
+        <w:t xml:space="preserve"> (Nitare &amp; Skogsstyrelsen, 2019; SLU Artdatabanken, 2026).</w:t>
+      </w:r>
+    </w:p>
+    <w:p>
+      <w:r>
+        <w:br w:type="page"/>
+      </w:r>
+    </w:p>
+    <w:p>
+      <w:pPr>
+        <w:pStyle w:val="Title"/>
+      </w:pPr>
+      <w:r>
+        <w:t>BILAGA 1 – Fridlysta arter</w:t>
+      </w:r>
+    </w:p>
+    <w:p>
+      <w:pPr>
+        <w:pStyle w:val="Heading1"/>
+      </w:pPr>
+      <w:r>
+        <w:t>Talltita – ekologi samt krav på livsmiljön</w:t>
+      </w:r>
+    </w:p>
+    <w:p>
+      <w:r>
+        <w:t>Talltita är rödlistad som NT, fridlyst och prioriterad art i Skogsvårdslagen. Den omfattas av EU:s fågeldirektiv. Arten har minskat kraftigt de senaste 30 åren och minskningstakten innevarande 10-årsperiod beräknas till 20 (10–30) % (SLU Artdatabanken, 2022).</w:t>
+      </w:r>
+    </w:p>
+    <w:p>
+      <w:r>
+        <w:t>Talltita föredrar större sammanhängande barrskogar, och finns såväl i tallskog som granskog och i lövblandad barrskog. Skogens struktur är viktig och ska helst vara flerskiktad med riklig underväxt av mindre granar, björk och andra lövträd och buskar. Tillgång på murknande högstubbar är särskilt viktig, eftersom talltitan helst själv hackar ut sitt bohål (SLU Artdatabanken, 2022).</w:t>
+      </w:r>
+    </w:p>
+    <w:p>
+      <w:r>
+        <w:t>Det finns flera studier som visar att talltita är känslig för gallring och inte överlever när dess livsmiljö kalavverkas (Eggers and Low, 2014; Griesser et al., 2007; Klein, 2020). Talltitans revir är förhållandevis stora, 10–20 hektar och arten missgynnas när skogen fragmenteras. Kalavverkning av större delar av reviret innebär att det överges (Artdatabanken, 2021).</w:t>
+      </w:r>
+    </w:p>
+    <w:p>
+      <w:r>
+        <w:t>Talltitan är synnerligen trogen sitt revir så länge paret lever och biotopen förblir intakt. Paret stannar i sitt revir året om. En förlust av ett revir har därför en stor inverkan på den lokala populationen och trakthyggesbruket anses vara orsak till den svenska populationens kraftiga minskning. Talltiteparets revirtrohet innebär att närhelst under året man observerar en adult talltita så ingår denna plats i reviret (Siffczyk et al., 2003; Ekman, 1979).</w:t>
+      </w:r>
+    </w:p>
+    <w:p>
+      <w:pPr>
+        <w:pStyle w:val="Heading2"/>
+      </w:pPr>
+      <w:r>
+        <w:t>Referenser – talltita</w:t>
+      </w:r>
+    </w:p>
+    <w:p>
+      <w:r>
+        <w:t xml:space="preserve">Eggers, S., Low, M., 2014. </w:t>
+      </w:r>
+      <w:r>
+        <w:rPr>
+          <w:i/>
+        </w:rPr>
+        <w:t xml:space="preserve">Differential demographic responses of sympatric Parids to vegetation management in boreal forest. </w:t>
+      </w:r>
+      <w:r>
+        <w:t>For. Ecol. Manage. 319, 169–175.</w:t>
+      </w:r>
+    </w:p>
+    <w:p>
+      <w:r>
+        <w:t xml:space="preserve">Ekman, J., 1979. </w:t>
+      </w:r>
+      <w:r>
+        <w:rPr>
+          <w:i/>
+        </w:rPr>
+        <w:t xml:space="preserve">Coherence, composition and territories of winter social groups of the Willow Tit Parus montanus and the Crested Tit P. cristatus. </w:t>
+      </w:r>
+      <w:r>
+        <w:t>Ornis Scandinavica, 10, pp 56–68</w:t>
+      </w:r>
+    </w:p>
+    <w:p>
+      <w:r>
+        <w:t xml:space="preserve">Griesser, M., Nystrand, M., Eggers, S., Ekman, J., 2007. </w:t>
+      </w:r>
+      <w:r>
+        <w:rPr>
+          <w:i/>
+        </w:rPr>
+        <w:t xml:space="preserve">Impact of forestry practices on fitness correlates and population productivity in an open-nesting bird species. </w:t>
+      </w:r>
+      <w:r>
+        <w:t>Conserv. Biol. 21, 767–774. https://doi.org/10.1111/j.1523- 1739.2007.00675.x</w:t>
+      </w:r>
+    </w:p>
+    <w:p>
+      <w:r>
+        <w:t xml:space="preserve">Klein, J., 2020. </w:t>
+      </w:r>
+      <w:r>
+        <w:rPr>
+          <w:i/>
+        </w:rPr>
+        <w:t xml:space="preserve">The forgotten forest – On thinning, retention, and biodiversity in the boreal forest. </w:t>
+      </w:r>
+      <w:r>
+        <w:t>Doctoral Thesis No. 2020:50</w:t>
+      </w:r>
+    </w:p>
+    <w:p>
+      <w:r>
+        <w:t xml:space="preserve">Siffczyk, C., Brotons, L., Kangas, K., Orell, M., 2003. </w:t>
+      </w:r>
+      <w:r>
+        <w:rPr>
+          <w:i/>
+        </w:rPr>
+        <w:t xml:space="preserve">Home range size of willow tits. </w:t>
+      </w:r>
+      <w:r>
+        <w:t>Oecologica, 136, 635–642 (2003)</w:t>
+      </w:r>
+    </w:p>
+    <w:p>
+      <w:r>
+        <w:t xml:space="preserve">SLU Artdatabanken, 2021. </w:t>
+      </w:r>
+      <w:r>
+        <w:rPr>
+          <w:i/>
+        </w:rPr>
+        <w:t xml:space="preserve">Artfaktablad. Naturvård – artfakta. </w:t>
+      </w:r>
+      <w:r>
+        <w:t>SLU Artdatabanken, Uppsala</w:t>
+      </w:r>
+    </w:p>
     <w:sectPr>
       <w:headerReference w:type="even" r:id="rId8"/>
       <w:headerReference w:type="default" r:id="rId9"/>
@@ -170,7 +379,7 @@
 </file>
 
 <file path=word/endnotes.xml><?xml version="1.0" encoding="utf-8"?>
-<w:endnotes xmlns:wpc="http://schemas.microsoft.com/office/word/2010/wordprocessingCanvas" xmlns:cx="http://schemas.microsoft.com/office/drawing/2014/chartex" xmlns:cx1="http://schemas.microsoft.com/office/drawing/2015/9/8/chartex" xmlns:cx2="http://schemas.microsoft.com/office/drawing/2015/10/21/chartex" xmlns:cx3="http://schemas.microsoft.com/office/drawing/2016/5/9/chartex" xmlns:cx4="http://schemas.microsoft.com/office/drawing/2016/5/10/chartex" xmlns:cx5="http://schemas.microsoft.com/office/drawing/2016/5/11/chartex" xmlns:cx6="http://schemas.microsoft.com/office/drawing/2016/5/12/chartex" xmlns:cx7="http://schemas.microsoft.com/office/drawing/2016/5/13/chartex" xmlns:cx8="http://schemas.microsoft.com/office/drawing/2016/5/14/chartex" xmlns:mc="http://schemas.openxmlformats.org/markup-compatibility/2006" xmlns:aink="http://schemas.microsoft.com/office/drawing/2016/ink" xmlns:am3d="http://schemas.microsoft.com/office/drawing/2017/model3d" xmlns:o="urn:schemas-microsoft-com:office:office" xmlns:oel="http://schemas.microsoft.com/office/2019/extlst" xmlns:r="http://schemas.openxmlformats.org/officeDocument/2006/relationships" xmlns:m="http://schemas.openxmlformats.org/officeDocument/2006/math" xmlns:v="urn:schemas-microsoft-com:vml" xmlns:wp14="http://schemas.microsoft.com/office/word/2010/wordprocessingDrawing" xmlns:wp="http://schemas.openxmlformats.org/drawingml/2006/wordprocessingDrawing" xmlns:w10="urn:schemas-microsoft-com:office:word" xmlns:w="http://schemas.openxmlformats.org/wordprocessingml/2006/main" xmlns:w14="http://schemas.microsoft.com/office/word/2010/wordml" xmlns:w15="http://schemas.microsoft.com/office/word/2012/wordml" xmlns:w16cex="http://schemas.microsoft.com/office/word/2018/wordml/cex" xmlns:w16cid="http://schemas.microsoft.com/office/word/2016/wordml/cid" xmlns:w16="http://schemas.microsoft.com/office/word/2018/wordml" xmlns:w16sdtdh="http://schemas.microsoft.com/office/word/2020/wordml/sdtdatahash" xmlns:w16se="http://schemas.microsoft.com/office/word/2015/wordml/symex" xmlns:wpg="http://schemas.microsoft.com/office/word/2010/wordprocessingGroup" xmlns:wpi="http://schemas.microsoft.com/office/word/2010/wordprocessingInk" xmlns:wne="http://schemas.microsoft.com/office/word/2006/wordml" xmlns:wps="http://schemas.microsoft.com/office/word/2010/wordprocessingShape" mc:Ignorable="w14 w15 w16se w16cid w16 w16cex w16sdtdh wp14">
+<w:endnotes xmlns:wpc="http://schemas.microsoft.com/office/word/2010/wordprocessingCanvas" xmlns:cx="http://schemas.microsoft.com/office/drawing/2014/chartex" xmlns:cx1="http://schemas.microsoft.com/office/drawing/2015/9/8/chartex" xmlns:cx2="http://schemas.microsoft.com/office/drawing/2015/10/21/chartex" xmlns:cx3="http://schemas.microsoft.com/office/drawing/2016/5/9/chartex" xmlns:cx4="http://schemas.microsoft.com/office/drawing/2016/5/10/chartex" xmlns:cx5="http://schemas.microsoft.com/office/drawing/2016/5/11/chartex" xmlns:cx6="http://schemas.microsoft.com/office/drawing/2016/5/12/chartex" xmlns:cx7="http://schemas.microsoft.com/office/drawing/2016/5/13/chartex" xmlns:cx8="http://schemas.microsoft.com/office/drawing/2016/5/14/chartex" xmlns:mc="http://schemas.openxmlformats.org/markup-compatibility/2006" xmlns:aink="http://schemas.microsoft.com/office/drawing/2016/ink" xmlns:am3d="http://schemas.microsoft.com/office/drawing/2017/model3d" xmlns:o="urn:schemas-microsoft-com:office:office" xmlns:oel="http://schemas.microsoft.com/office/2019/extlst" xmlns:r="http://schemas.openxmlformats.org/officeDocument/2006/relationships" xmlns:m="http://schemas.openxmlformats.org/officeDocument/2006/math" xmlns:v="urn:schemas-microsoft-com:vml" xmlns:wp14="http://schemas.microsoft.com/office/word/2010/wordprocessingDrawing" xmlns:wp="http://schemas.openxmlformats.org/drawingml/2006/wordprocessingDrawing" xmlns:w10="urn:schemas-microsoft-com:office:word" xmlns:w="http://schemas.openxmlformats.org/wordprocessingml/2006/main" xmlns:w14="http://schemas.microsoft.com/office/word/2010/wordml" xmlns:w15="http://schemas.microsoft.com/office/word/2012/wordml" xmlns:w16cex="http://schemas.microsoft.com/office/word/2018/wordml/cex" xmlns:w16cid="http://schemas.microsoft.com/office/word/2016/wordml/cid" xmlns:w16="http://schemas.microsoft.com/office/word/2018/wordml" xmlns:w16du="http://schemas.microsoft.com/office/word/2023/wordml/word16du" xmlns:w16sdtdh="http://schemas.microsoft.com/office/word/2020/wordml/sdtdatahash" xmlns:w16sdtfl="http://schemas.microsoft.com/office/word/2024/wordml/sdtformatlock" xmlns:w16se="http://schemas.microsoft.com/office/word/2015/wordml/symex" xmlns:wpg="http://schemas.microsoft.com/office/word/2010/wordprocessingGroup" xmlns:wpi="http://schemas.microsoft.com/office/word/2010/wordprocessingInk" xmlns:wne="http://schemas.microsoft.com/office/word/2006/wordml" xmlns:wps="http://schemas.microsoft.com/office/word/2010/wordprocessingShape" mc:Ignorable="w14 w15 w16se w16cid w16 w16cex w16sdtdh w16sdtfl w16du wp14">
   <w:endnote w:type="separator" w:id="-1">
     <w:p>
       <w:pPr>
@@ -195,7 +404,7 @@
 </file>
 
 <file path=word/footer1.xml><?xml version="1.0" encoding="utf-8"?>
-<w:ftr xmlns:wpc="http://schemas.microsoft.com/office/word/2010/wordprocessingCanvas" xmlns:cx="http://schemas.microsoft.com/office/drawing/2014/chartex" xmlns:cx1="http://schemas.microsoft.com/office/drawing/2015/9/8/chartex" xmlns:cx2="http://schemas.microsoft.com/office/drawing/2015/10/21/chartex" xmlns:cx3="http://schemas.microsoft.com/office/drawing/2016/5/9/chartex" xmlns:cx4="http://schemas.microsoft.com/office/drawing/2016/5/10/chartex" xmlns:cx5="http://schemas.microsoft.com/office/drawing/2016/5/11/chartex" xmlns:cx6="http://schemas.microsoft.com/office/drawing/2016/5/12/chartex" xmlns:cx7="http://schemas.microsoft.com/office/drawing/2016/5/13/chartex" xmlns:cx8="http://schemas.microsoft.com/office/drawing/2016/5/14/chartex" xmlns:mc="http://schemas.openxmlformats.org/markup-compatibility/2006" xmlns:aink="http://schemas.microsoft.com/office/drawing/2016/ink" xmlns:am3d="http://schemas.microsoft.com/office/drawing/2017/model3d" xmlns:o="urn:schemas-microsoft-com:office:office" xmlns:oel="http://schemas.microsoft.com/office/2019/extlst" xmlns:r="http://schemas.openxmlformats.org/officeDocument/2006/relationships" xmlns:m="http://schemas.openxmlformats.org/officeDocument/2006/math" xmlns:v="urn:schemas-microsoft-com:vml" xmlns:wp14="http://schemas.microsoft.com/office/word/2010/wordprocessingDrawing" xmlns:wp="http://schemas.openxmlformats.org/drawingml/2006/wordprocessingDrawing" xmlns:w10="urn:schemas-microsoft-com:office:word" xmlns:w="http://schemas.openxmlformats.org/wordprocessingml/2006/main" xmlns:w14="http://schemas.microsoft.com/office/word/2010/wordml" xmlns:w15="http://schemas.microsoft.com/office/word/2012/wordml" xmlns:w16cex="http://schemas.microsoft.com/office/word/2018/wordml/cex" xmlns:w16cid="http://schemas.microsoft.com/office/word/2016/wordml/cid" xmlns:w16="http://schemas.microsoft.com/office/word/2018/wordml" xmlns:w16sdtdh="http://schemas.microsoft.com/office/word/2020/wordml/sdtdatahash" xmlns:w16se="http://schemas.microsoft.com/office/word/2015/wordml/symex" xmlns:wpg="http://schemas.microsoft.com/office/word/2010/wordprocessingGroup" xmlns:wpi="http://schemas.microsoft.com/office/word/2010/wordprocessingInk" xmlns:wne="http://schemas.microsoft.com/office/word/2006/wordml" xmlns:wps="http://schemas.microsoft.com/office/word/2010/wordprocessingShape" mc:Ignorable="w14 w15 w16se w16cid w16 w16cex w16sdtdh wp14">
+<w:ftr xmlns:wpc="http://schemas.microsoft.com/office/word/2010/wordprocessingCanvas" xmlns:cx="http://schemas.microsoft.com/office/drawing/2014/chartex" xmlns:cx1="http://schemas.microsoft.com/office/drawing/2015/9/8/chartex" xmlns:cx2="http://schemas.microsoft.com/office/drawing/2015/10/21/chartex" xmlns:cx3="http://schemas.microsoft.com/office/drawing/2016/5/9/chartex" xmlns:cx4="http://schemas.microsoft.com/office/drawing/2016/5/10/chartex" xmlns:cx5="http://schemas.microsoft.com/office/drawing/2016/5/11/chartex" xmlns:cx6="http://schemas.microsoft.com/office/drawing/2016/5/12/chartex" xmlns:cx7="http://schemas.microsoft.com/office/drawing/2016/5/13/chartex" xmlns:cx8="http://schemas.microsoft.com/office/drawing/2016/5/14/chartex" xmlns:mc="http://schemas.openxmlformats.org/markup-compatibility/2006" xmlns:aink="http://schemas.microsoft.com/office/drawing/2016/ink" xmlns:am3d="http://schemas.microsoft.com/office/drawing/2017/model3d" xmlns:o="urn:schemas-microsoft-com:office:office" xmlns:oel="http://schemas.microsoft.com/office/2019/extlst" xmlns:r="http://schemas.openxmlformats.org/officeDocument/2006/relationships" xmlns:m="http://schemas.openxmlformats.org/officeDocument/2006/math" xmlns:v="urn:schemas-microsoft-com:vml" xmlns:wp14="http://schemas.microsoft.com/office/word/2010/wordprocessingDrawing" xmlns:wp="http://schemas.openxmlformats.org/drawingml/2006/wordprocessingDrawing" xmlns:w10="urn:schemas-microsoft-com:office:word" xmlns:w="http://schemas.openxmlformats.org/wordprocessingml/2006/main" xmlns:w14="http://schemas.microsoft.com/office/word/2010/wordml" xmlns:w15="http://schemas.microsoft.com/office/word/2012/wordml" xmlns:w16cex="http://schemas.microsoft.com/office/word/2018/wordml/cex" xmlns:w16cid="http://schemas.microsoft.com/office/word/2016/wordml/cid" xmlns:w16="http://schemas.microsoft.com/office/word/2018/wordml" xmlns:w16du="http://schemas.microsoft.com/office/word/2023/wordml/word16du" xmlns:w16sdtdh="http://schemas.microsoft.com/office/word/2020/wordml/sdtdatahash" xmlns:w16sdtfl="http://schemas.microsoft.com/office/word/2024/wordml/sdtformatlock" xmlns:w16se="http://schemas.microsoft.com/office/word/2015/wordml/symex" xmlns:wpg="http://schemas.microsoft.com/office/word/2010/wordprocessingGroup" xmlns:wpi="http://schemas.microsoft.com/office/word/2010/wordprocessingInk" xmlns:wne="http://schemas.microsoft.com/office/word/2006/wordml" xmlns:wps="http://schemas.microsoft.com/office/word/2010/wordprocessingShape" mc:Ignorable="w14 w15 w16se w16cid w16 w16cex w16sdtdh w16sdtfl w16du wp14">
   <w:p>
     <w:pPr>
       <w:pStyle w:val="Footer"/>
@@ -205,7 +414,7 @@
 </file>
 
 <file path=word/footer2.xml><?xml version="1.0" encoding="utf-8"?>
-<w:ftr xmlns:wpc="http://schemas.microsoft.com/office/word/2010/wordprocessingCanvas" xmlns:cx="http://schemas.microsoft.com/office/drawing/2014/chartex" xmlns:cx1="http://schemas.microsoft.com/office/drawing/2015/9/8/chartex" xmlns:cx2="http://schemas.microsoft.com/office/drawing/2015/10/21/chartex" xmlns:cx3="http://schemas.microsoft.com/office/drawing/2016/5/9/chartex" xmlns:cx4="http://schemas.microsoft.com/office/drawing/2016/5/10/chartex" xmlns:cx5="http://schemas.microsoft.com/office/drawing/2016/5/11/chartex" xmlns:cx6="http://schemas.microsoft.com/office/drawing/2016/5/12/chartex" xmlns:cx7="http://schemas.microsoft.com/office/drawing/2016/5/13/chartex" xmlns:cx8="http://schemas.microsoft.com/office/drawing/2016/5/14/chartex" xmlns:mc="http://schemas.openxmlformats.org/markup-compatibility/2006" xmlns:aink="http://schemas.microsoft.com/office/drawing/2016/ink" xmlns:am3d="http://schemas.microsoft.com/office/drawing/2017/model3d" xmlns:o="urn:schemas-microsoft-com:office:office" xmlns:oel="http://schemas.microsoft.com/office/2019/extlst" xmlns:r="http://schemas.openxmlformats.org/officeDocument/2006/relationships" xmlns:m="http://schemas.openxmlformats.org/officeDocument/2006/math" xmlns:v="urn:schemas-microsoft-com:vml" xmlns:wp14="http://schemas.microsoft.com/office/word/2010/wordprocessingDrawing" xmlns:wp="http://schemas.openxmlformats.org/drawingml/2006/wordprocessingDrawing" xmlns:w10="urn:schemas-microsoft-com:office:word" xmlns:w="http://schemas.openxmlformats.org/wordprocessingml/2006/main" xmlns:w14="http://schemas.microsoft.com/office/word/2010/wordml" xmlns:w15="http://schemas.microsoft.com/office/word/2012/wordml" xmlns:w16cex="http://schemas.microsoft.com/office/word/2018/wordml/cex" xmlns:w16cid="http://schemas.microsoft.com/office/word/2016/wordml/cid" xmlns:w16="http://schemas.microsoft.com/office/word/2018/wordml" xmlns:w16sdtdh="http://schemas.microsoft.com/office/word/2020/wordml/sdtdatahash" xmlns:w16se="http://schemas.microsoft.com/office/word/2015/wordml/symex" xmlns:wpg="http://schemas.microsoft.com/office/word/2010/wordprocessingGroup" xmlns:wpi="http://schemas.microsoft.com/office/word/2010/wordprocessingInk" xmlns:wne="http://schemas.microsoft.com/office/word/2006/wordml" xmlns:wps="http://schemas.microsoft.com/office/word/2010/wordprocessingShape" mc:Ignorable="w14 w15 w16se w16cid w16 w16cex w16sdtdh wp14">
+<w:ftr xmlns:wpc="http://schemas.microsoft.com/office/word/2010/wordprocessingCanvas" xmlns:cx="http://schemas.microsoft.com/office/drawing/2014/chartex" xmlns:cx1="http://schemas.microsoft.com/office/drawing/2015/9/8/chartex" xmlns:cx2="http://schemas.microsoft.com/office/drawing/2015/10/21/chartex" xmlns:cx3="http://schemas.microsoft.com/office/drawing/2016/5/9/chartex" xmlns:cx4="http://schemas.microsoft.com/office/drawing/2016/5/10/chartex" xmlns:cx5="http://schemas.microsoft.com/office/drawing/2016/5/11/chartex" xmlns:cx6="http://schemas.microsoft.com/office/drawing/2016/5/12/chartex" xmlns:cx7="http://schemas.microsoft.com/office/drawing/2016/5/13/chartex" xmlns:cx8="http://schemas.microsoft.com/office/drawing/2016/5/14/chartex" xmlns:mc="http://schemas.openxmlformats.org/markup-compatibility/2006" xmlns:aink="http://schemas.microsoft.com/office/drawing/2016/ink" xmlns:am3d="http://schemas.microsoft.com/office/drawing/2017/model3d" xmlns:o="urn:schemas-microsoft-com:office:office" xmlns:oel="http://schemas.microsoft.com/office/2019/extlst" xmlns:r="http://schemas.openxmlformats.org/officeDocument/2006/relationships" xmlns:m="http://schemas.openxmlformats.org/officeDocument/2006/math" xmlns:v="urn:schemas-microsoft-com:vml" xmlns:wp14="http://schemas.microsoft.com/office/word/2010/wordprocessingDrawing" xmlns:wp="http://schemas.openxmlformats.org/drawingml/2006/wordprocessingDrawing" xmlns:w10="urn:schemas-microsoft-com:office:word" xmlns:w="http://schemas.openxmlformats.org/wordprocessingml/2006/main" xmlns:w14="http://schemas.microsoft.com/office/word/2010/wordml" xmlns:w15="http://schemas.microsoft.com/office/word/2012/wordml" xmlns:w16cex="http://schemas.microsoft.com/office/word/2018/wordml/cex" xmlns:w16cid="http://schemas.microsoft.com/office/word/2016/wordml/cid" xmlns:w16="http://schemas.microsoft.com/office/word/2018/wordml" xmlns:w16du="http://schemas.microsoft.com/office/word/2023/wordml/word16du" xmlns:w16sdtdh="http://schemas.microsoft.com/office/word/2020/wordml/sdtdatahash" xmlns:w16sdtfl="http://schemas.microsoft.com/office/word/2024/wordml/sdtformatlock" xmlns:w16se="http://schemas.microsoft.com/office/word/2015/wordml/symex" xmlns:wpg="http://schemas.microsoft.com/office/word/2010/wordprocessingGroup" xmlns:wpi="http://schemas.microsoft.com/office/word/2010/wordprocessingInk" xmlns:wne="http://schemas.microsoft.com/office/word/2006/wordml" xmlns:wps="http://schemas.microsoft.com/office/word/2010/wordprocessingShape" mc:Ignorable="w14 w15 w16se w16cid w16 w16cex w16sdtdh w16sdtfl w16du wp14">
   <w:p>
     <w:pPr>
       <w:pStyle w:val="Footer"/>
@@ -215,7 +424,7 @@
 </file>
 
 <file path=word/footer3.xml><?xml version="1.0" encoding="utf-8"?>
-<w:ftr xmlns:wpc="http://schemas.microsoft.com/office/word/2010/wordprocessingCanvas" xmlns:cx="http://schemas.microsoft.com/office/drawing/2014/chartex" xmlns:cx1="http://schemas.microsoft.com/office/drawing/2015/9/8/chartex" xmlns:cx2="http://schemas.microsoft.com/office/drawing/2015/10/21/chartex" xmlns:cx3="http://schemas.microsoft.com/office/drawing/2016/5/9/chartex" xmlns:cx4="http://schemas.microsoft.com/office/drawing/2016/5/10/chartex" xmlns:cx5="http://schemas.microsoft.com/office/drawing/2016/5/11/chartex" xmlns:cx6="http://schemas.microsoft.com/office/drawing/2016/5/12/chartex" xmlns:cx7="http://schemas.microsoft.com/office/drawing/2016/5/13/chartex" xmlns:cx8="http://schemas.microsoft.com/office/drawing/2016/5/14/chartex" xmlns:mc="http://schemas.openxmlformats.org/markup-compatibility/2006" xmlns:aink="http://schemas.microsoft.com/office/drawing/2016/ink" xmlns:am3d="http://schemas.microsoft.com/office/drawing/2017/model3d" xmlns:o="urn:schemas-microsoft-com:office:office" xmlns:oel="http://schemas.microsoft.com/office/2019/extlst" xmlns:r="http://schemas.openxmlformats.org/officeDocument/2006/relationships" xmlns:m="http://schemas.openxmlformats.org/officeDocument/2006/math" xmlns:v="urn:schemas-microsoft-com:vml" xmlns:wp14="http://schemas.microsoft.com/office/word/2010/wordprocessingDrawing" xmlns:wp="http://schemas.openxmlformats.org/drawingml/2006/wordprocessingDrawing" xmlns:w10="urn:schemas-microsoft-com:office:word" xmlns:w="http://schemas.openxmlformats.org/wordprocessingml/2006/main" xmlns:w14="http://schemas.microsoft.com/office/word/2010/wordml" xmlns:w15="http://schemas.microsoft.com/office/word/2012/wordml" xmlns:w16cex="http://schemas.microsoft.com/office/word/2018/wordml/cex" xmlns:w16cid="http://schemas.microsoft.com/office/word/2016/wordml/cid" xmlns:w16="http://schemas.microsoft.com/office/word/2018/wordml" xmlns:w16sdtdh="http://schemas.microsoft.com/office/word/2020/wordml/sdtdatahash" xmlns:w16se="http://schemas.microsoft.com/office/word/2015/wordml/symex" xmlns:wpg="http://schemas.microsoft.com/office/word/2010/wordprocessingGroup" xmlns:wpi="http://schemas.microsoft.com/office/word/2010/wordprocessingInk" xmlns:wne="http://schemas.microsoft.com/office/word/2006/wordml" xmlns:wps="http://schemas.microsoft.com/office/word/2010/wordprocessingShape" mc:Ignorable="w14 w15 w16se w16cid w16 w16cex w16sdtdh wp14">
+<w:ftr xmlns:wpc="http://schemas.microsoft.com/office/word/2010/wordprocessingCanvas" xmlns:cx="http://schemas.microsoft.com/office/drawing/2014/chartex" xmlns:cx1="http://schemas.microsoft.com/office/drawing/2015/9/8/chartex" xmlns:cx2="http://schemas.microsoft.com/office/drawing/2015/10/21/chartex" xmlns:cx3="http://schemas.microsoft.com/office/drawing/2016/5/9/chartex" xmlns:cx4="http://schemas.microsoft.com/office/drawing/2016/5/10/chartex" xmlns:cx5="http://schemas.microsoft.com/office/drawing/2016/5/11/chartex" xmlns:cx6="http://schemas.microsoft.com/office/drawing/2016/5/12/chartex" xmlns:cx7="http://schemas.microsoft.com/office/drawing/2016/5/13/chartex" xmlns:cx8="http://schemas.microsoft.com/office/drawing/2016/5/14/chartex" xmlns:mc="http://schemas.openxmlformats.org/markup-compatibility/2006" xmlns:aink="http://schemas.microsoft.com/office/drawing/2016/ink" xmlns:am3d="http://schemas.microsoft.com/office/drawing/2017/model3d" xmlns:o="urn:schemas-microsoft-com:office:office" xmlns:oel="http://schemas.microsoft.com/office/2019/extlst" xmlns:r="http://schemas.openxmlformats.org/officeDocument/2006/relationships" xmlns:m="http://schemas.openxmlformats.org/officeDocument/2006/math" xmlns:v="urn:schemas-microsoft-com:vml" xmlns:wp14="http://schemas.microsoft.com/office/word/2010/wordprocessingDrawing" xmlns:wp="http://schemas.openxmlformats.org/drawingml/2006/wordprocessingDrawing" xmlns:w10="urn:schemas-microsoft-com:office:word" xmlns:w="http://schemas.openxmlformats.org/wordprocessingml/2006/main" xmlns:w14="http://schemas.microsoft.com/office/word/2010/wordml" xmlns:w15="http://schemas.microsoft.com/office/word/2012/wordml" xmlns:w16cex="http://schemas.microsoft.com/office/word/2018/wordml/cex" xmlns:w16cid="http://schemas.microsoft.com/office/word/2016/wordml/cid" xmlns:w16="http://schemas.microsoft.com/office/word/2018/wordml" xmlns:w16du="http://schemas.microsoft.com/office/word/2023/wordml/word16du" xmlns:w16sdtdh="http://schemas.microsoft.com/office/word/2020/wordml/sdtdatahash" xmlns:w16sdtfl="http://schemas.microsoft.com/office/word/2024/wordml/sdtformatlock" xmlns:w16se="http://schemas.microsoft.com/office/word/2015/wordml/symex" xmlns:wpg="http://schemas.microsoft.com/office/word/2010/wordprocessingGroup" xmlns:wpi="http://schemas.microsoft.com/office/word/2010/wordprocessingInk" xmlns:wne="http://schemas.microsoft.com/office/word/2006/wordml" xmlns:wps="http://schemas.microsoft.com/office/word/2010/wordprocessingShape" mc:Ignorable="w14 w15 w16se w16cid w16 w16cex w16sdtdh w16sdtfl w16du wp14">
   <w:p>
     <w:pPr>
       <w:pStyle w:val="Footer"/>
@@ -225,7 +434,7 @@
 </file>
 
 <file path=word/footnotes.xml><?xml version="1.0" encoding="utf-8"?>
-<w:footnotes xmlns:wpc="http://schemas.microsoft.com/office/word/2010/wordprocessingCanvas" xmlns:cx="http://schemas.microsoft.com/office/drawing/2014/chartex" xmlns:cx1="http://schemas.microsoft.com/office/drawing/2015/9/8/chartex" xmlns:cx2="http://schemas.microsoft.com/office/drawing/2015/10/21/chartex" xmlns:cx3="http://schemas.microsoft.com/office/drawing/2016/5/9/chartex" xmlns:cx4="http://schemas.microsoft.com/office/drawing/2016/5/10/chartex" xmlns:cx5="http://schemas.microsoft.com/office/drawing/2016/5/11/chartex" xmlns:cx6="http://schemas.microsoft.com/office/drawing/2016/5/12/chartex" xmlns:cx7="http://schemas.microsoft.com/office/drawing/2016/5/13/chartex" xmlns:cx8="http://schemas.microsoft.com/office/drawing/2016/5/14/chartex" xmlns:mc="http://schemas.openxmlformats.org/markup-compatibility/2006" xmlns:aink="http://schemas.microsoft.com/office/drawing/2016/ink" xmlns:am3d="http://schemas.microsoft.com/office/drawing/2017/model3d" xmlns:o="urn:schemas-microsoft-com:office:office" xmlns:oel="http://schemas.microsoft.com/office/2019/extlst" xmlns:r="http://schemas.openxmlformats.org/officeDocument/2006/relationships" xmlns:m="http://schemas.openxmlformats.org/officeDocument/2006/math" xmlns:v="urn:schemas-microsoft-com:vml" xmlns:wp14="http://schemas.microsoft.com/office/word/2010/wordprocessingDrawing" xmlns:wp="http://schemas.openxmlformats.org/drawingml/2006/wordprocessingDrawing" xmlns:w10="urn:schemas-microsoft-com:office:word" xmlns:w="http://schemas.openxmlformats.org/wordprocessingml/2006/main" xmlns:w14="http://schemas.microsoft.com/office/word/2010/wordml" xmlns:w15="http://schemas.microsoft.com/office/word/2012/wordml" xmlns:w16cex="http://schemas.microsoft.com/office/word/2018/wordml/cex" xmlns:w16cid="http://schemas.microsoft.com/office/word/2016/wordml/cid" xmlns:w16="http://schemas.microsoft.com/office/word/2018/wordml" xmlns:w16sdtdh="http://schemas.microsoft.com/office/word/2020/wordml/sdtdatahash" xmlns:w16se="http://schemas.microsoft.com/office/word/2015/wordml/symex" xmlns:wpg="http://schemas.microsoft.com/office/word/2010/wordprocessingGroup" xmlns:wpi="http://schemas.microsoft.com/office/word/2010/wordprocessingInk" xmlns:wne="http://schemas.microsoft.com/office/word/2006/wordml" xmlns:wps="http://schemas.microsoft.com/office/word/2010/wordprocessingShape" mc:Ignorable="w14 w15 w16se w16cid w16 w16cex w16sdtdh wp14">
+<w:footnotes xmlns:wpc="http://schemas.microsoft.com/office/word/2010/wordprocessingCanvas" xmlns:cx="http://schemas.microsoft.com/office/drawing/2014/chartex" xmlns:cx1="http://schemas.microsoft.com/office/drawing/2015/9/8/chartex" xmlns:cx2="http://schemas.microsoft.com/office/drawing/2015/10/21/chartex" xmlns:cx3="http://schemas.microsoft.com/office/drawing/2016/5/9/chartex" xmlns:cx4="http://schemas.microsoft.com/office/drawing/2016/5/10/chartex" xmlns:cx5="http://schemas.microsoft.com/office/drawing/2016/5/11/chartex" xmlns:cx6="http://schemas.microsoft.com/office/drawing/2016/5/12/chartex" xmlns:cx7="http://schemas.microsoft.com/office/drawing/2016/5/13/chartex" xmlns:cx8="http://schemas.microsoft.com/office/drawing/2016/5/14/chartex" xmlns:mc="http://schemas.openxmlformats.org/markup-compatibility/2006" xmlns:aink="http://schemas.microsoft.com/office/drawing/2016/ink" xmlns:am3d="http://schemas.microsoft.com/office/drawing/2017/model3d" xmlns:o="urn:schemas-microsoft-com:office:office" xmlns:oel="http://schemas.microsoft.com/office/2019/extlst" xmlns:r="http://schemas.openxmlformats.org/officeDocument/2006/relationships" xmlns:m="http://schemas.openxmlformats.org/officeDocument/2006/math" xmlns:v="urn:schemas-microsoft-com:vml" xmlns:wp14="http://schemas.microsoft.com/office/word/2010/wordprocessingDrawing" xmlns:wp="http://schemas.openxmlformats.org/drawingml/2006/wordprocessingDrawing" xmlns:w10="urn:schemas-microsoft-com:office:word" xmlns:w="http://schemas.openxmlformats.org/wordprocessingml/2006/main" xmlns:w14="http://schemas.microsoft.com/office/word/2010/wordml" xmlns:w15="http://schemas.microsoft.com/office/word/2012/wordml" xmlns:w16cex="http://schemas.microsoft.com/office/word/2018/wordml/cex" xmlns:w16cid="http://schemas.microsoft.com/office/word/2016/wordml/cid" xmlns:w16="http://schemas.microsoft.com/office/word/2018/wordml" xmlns:w16du="http://schemas.microsoft.com/office/word/2023/wordml/word16du" xmlns:w16sdtdh="http://schemas.microsoft.com/office/word/2020/wordml/sdtdatahash" xmlns:w16sdtfl="http://schemas.microsoft.com/office/word/2024/wordml/sdtformatlock" xmlns:w16se="http://schemas.microsoft.com/office/word/2015/wordml/symex" xmlns:wpg="http://schemas.microsoft.com/office/word/2010/wordprocessingGroup" xmlns:wpi="http://schemas.microsoft.com/office/word/2010/wordprocessingInk" xmlns:wne="http://schemas.microsoft.com/office/word/2006/wordml" xmlns:wps="http://schemas.microsoft.com/office/word/2010/wordprocessingShape" mc:Ignorable="w14 w15 w16se w16cid w16 w16cex w16sdtdh w16sdtfl w16du wp14">
   <w:footnote w:type="separator" w:id="-1">
     <w:p>
       <w:pPr>
@@ -250,7 +459,7 @@
 </file>
 
 <file path=word/header1.xml><?xml version="1.0" encoding="utf-8"?>
-<w:hdr xmlns:wpc="http://schemas.microsoft.com/office/word/2010/wordprocessingCanvas" xmlns:cx="http://schemas.microsoft.com/office/drawing/2014/chartex" xmlns:cx1="http://schemas.microsoft.com/office/drawing/2015/9/8/chartex" xmlns:cx2="http://schemas.microsoft.com/office/drawing/2015/10/21/chartex" xmlns:cx3="http://schemas.microsoft.com/office/drawing/2016/5/9/chartex" xmlns:cx4="http://schemas.microsoft.com/office/drawing/2016/5/10/chartex" xmlns:cx5="http://schemas.microsoft.com/office/drawing/2016/5/11/chartex" xmlns:cx6="http://schemas.microsoft.com/office/drawing/2016/5/12/chartex" xmlns:cx7="http://schemas.microsoft.com/office/drawing/2016/5/13/chartex" xmlns:cx8="http://schemas.microsoft.com/office/drawing/2016/5/14/chartex" xmlns:mc="http://schemas.openxmlformats.org/markup-compatibility/2006" xmlns:aink="http://schemas.microsoft.com/office/drawing/2016/ink" xmlns:am3d="http://schemas.microsoft.com/office/drawing/2017/model3d" xmlns:o="urn:schemas-microsoft-com:office:office" xmlns:oel="http://schemas.microsoft.com/office/2019/extlst" xmlns:r="http://schemas.openxmlformats.org/officeDocument/2006/relationships" xmlns:m="http://schemas.openxmlformats.org/officeDocument/2006/math" xmlns:v="urn:schemas-microsoft-com:vml" xmlns:wp14="http://schemas.microsoft.com/office/word/2010/wordprocessingDrawing" xmlns:wp="http://schemas.openxmlformats.org/drawingml/2006/wordprocessingDrawing" xmlns:w10="urn:schemas-microsoft-com:office:word" xmlns:w="http://schemas.openxmlformats.org/wordprocessingml/2006/main" xmlns:w14="http://schemas.microsoft.com/office/word/2010/wordml" xmlns:w15="http://schemas.microsoft.com/office/word/2012/wordml" xmlns:w16cex="http://schemas.microsoft.com/office/word/2018/wordml/cex" xmlns:w16cid="http://schemas.microsoft.com/office/word/2016/wordml/cid" xmlns:w16="http://schemas.microsoft.com/office/word/2018/wordml" xmlns:w16sdtdh="http://schemas.microsoft.com/office/word/2020/wordml/sdtdatahash" xmlns:w16se="http://schemas.microsoft.com/office/word/2015/wordml/symex" xmlns:wpg="http://schemas.microsoft.com/office/word/2010/wordprocessingGroup" xmlns:wpi="http://schemas.microsoft.com/office/word/2010/wordprocessingInk" xmlns:wne="http://schemas.microsoft.com/office/word/2006/wordml" xmlns:wps="http://schemas.microsoft.com/office/word/2010/wordprocessingShape" mc:Ignorable="w14 w15 w16se w16cid w16 w16cex w16sdtdh wp14">
+<w:hdr xmlns:wpc="http://schemas.microsoft.com/office/word/2010/wordprocessingCanvas" xmlns:cx="http://schemas.microsoft.com/office/drawing/2014/chartex" xmlns:cx1="http://schemas.microsoft.com/office/drawing/2015/9/8/chartex" xmlns:cx2="http://schemas.microsoft.com/office/drawing/2015/10/21/chartex" xmlns:cx3="http://schemas.microsoft.com/office/drawing/2016/5/9/chartex" xmlns:cx4="http://schemas.microsoft.com/office/drawing/2016/5/10/chartex" xmlns:cx5="http://schemas.microsoft.com/office/drawing/2016/5/11/chartex" xmlns:cx6="http://schemas.microsoft.com/office/drawing/2016/5/12/chartex" xmlns:cx7="http://schemas.microsoft.com/office/drawing/2016/5/13/chartex" xmlns:cx8="http://schemas.microsoft.com/office/drawing/2016/5/14/chartex" xmlns:mc="http://schemas.openxmlformats.org/markup-compatibility/2006" xmlns:aink="http://schemas.microsoft.com/office/drawing/2016/ink" xmlns:am3d="http://schemas.microsoft.com/office/drawing/2017/model3d" xmlns:o="urn:schemas-microsoft-com:office:office" xmlns:oel="http://schemas.microsoft.com/office/2019/extlst" xmlns:r="http://schemas.openxmlformats.org/officeDocument/2006/relationships" xmlns:m="http://schemas.openxmlformats.org/officeDocument/2006/math" xmlns:v="urn:schemas-microsoft-com:vml" xmlns:wp14="http://schemas.microsoft.com/office/word/2010/wordprocessingDrawing" xmlns:wp="http://schemas.openxmlformats.org/drawingml/2006/wordprocessingDrawing" xmlns:w10="urn:schemas-microsoft-com:office:word" xmlns:w="http://schemas.openxmlformats.org/wordprocessingml/2006/main" xmlns:w14="http://schemas.microsoft.com/office/word/2010/wordml" xmlns:w15="http://schemas.microsoft.com/office/word/2012/wordml" xmlns:w16cex="http://schemas.microsoft.com/office/word/2018/wordml/cex" xmlns:w16cid="http://schemas.microsoft.com/office/word/2016/wordml/cid" xmlns:w16="http://schemas.microsoft.com/office/word/2018/wordml" xmlns:w16du="http://schemas.microsoft.com/office/word/2023/wordml/word16du" xmlns:w16sdtdh="http://schemas.microsoft.com/office/word/2020/wordml/sdtdatahash" xmlns:w16sdtfl="http://schemas.microsoft.com/office/word/2024/wordml/sdtformatlock" xmlns:w16se="http://schemas.microsoft.com/office/word/2015/wordml/symex" xmlns:wpg="http://schemas.microsoft.com/office/word/2010/wordprocessingGroup" xmlns:wpi="http://schemas.microsoft.com/office/word/2010/wordprocessingInk" xmlns:wne="http://schemas.microsoft.com/office/word/2006/wordml" xmlns:wps="http://schemas.microsoft.com/office/word/2010/wordprocessingShape" mc:Ignorable="w14 w15 w16se w16cid w16 w16cex w16sdtdh w16sdtfl w16du wp14">
   <w:p>
     <w:pPr>
       <w:pStyle w:val="Header"/>
@@ -260,7 +469,7 @@
 </file>
 
 <file path=word/header2.xml><?xml version="1.0" encoding="utf-8"?>
-<w:hdr xmlns:wpc="http://schemas.microsoft.com/office/word/2010/wordprocessingCanvas" xmlns:cx="http://schemas.microsoft.com/office/drawing/2014/chartex" xmlns:cx1="http://schemas.microsoft.com/office/drawing/2015/9/8/chartex" xmlns:cx2="http://schemas.microsoft.com/office/drawing/2015/10/21/chartex" xmlns:cx3="http://schemas.microsoft.com/office/drawing/2016/5/9/chartex" xmlns:cx4="http://schemas.microsoft.com/office/drawing/2016/5/10/chartex" xmlns:cx5="http://schemas.microsoft.com/office/drawing/2016/5/11/chartex" xmlns:cx6="http://schemas.microsoft.com/office/drawing/2016/5/12/chartex" xmlns:cx7="http://schemas.microsoft.com/office/drawing/2016/5/13/chartex" xmlns:cx8="http://schemas.microsoft.com/office/drawing/2016/5/14/chartex" xmlns:mc="http://schemas.openxmlformats.org/markup-compatibility/2006" xmlns:aink="http://schemas.microsoft.com/office/drawing/2016/ink" xmlns:am3d="http://schemas.microsoft.com/office/drawing/2017/model3d" xmlns:o="urn:schemas-microsoft-com:office:office" xmlns:oel="http://schemas.microsoft.com/office/2019/extlst" xmlns:r="http://schemas.openxmlformats.org/officeDocument/2006/relationships" xmlns:m="http://schemas.openxmlformats.org/officeDocument/2006/math" xmlns:v="urn:schemas-microsoft-com:vml" xmlns:wp14="http://schemas.microsoft.com/office/word/2010/wordprocessingDrawing" xmlns:wp="http://schemas.openxmlformats.org/drawingml/2006/wordprocessingDrawing" xmlns:w10="urn:schemas-microsoft-com:office:word" xmlns:w="http://schemas.openxmlformats.org/wordprocessingml/2006/main" xmlns:w14="http://schemas.microsoft.com/office/word/2010/wordml" xmlns:w15="http://schemas.microsoft.com/office/word/2012/wordml" xmlns:w16cex="http://schemas.microsoft.com/office/word/2018/wordml/cex" xmlns:w16cid="http://schemas.microsoft.com/office/word/2016/wordml/cid" xmlns:w16="http://schemas.microsoft.com/office/word/2018/wordml" xmlns:w16sdtdh="http://schemas.microsoft.com/office/word/2020/wordml/sdtdatahash" xmlns:w16se="http://schemas.microsoft.com/office/word/2015/wordml/symex" xmlns:wpg="http://schemas.microsoft.com/office/word/2010/wordprocessingGroup" xmlns:wpi="http://schemas.microsoft.com/office/word/2010/wordprocessingInk" xmlns:wne="http://schemas.microsoft.com/office/word/2006/wordml" xmlns:wps="http://schemas.microsoft.com/office/word/2010/wordprocessingShape" mc:Ignorable="w14 w15 w16se w16cid w16 w16cex w16sdtdh wp14">
+<w:hdr xmlns:wpc="http://schemas.microsoft.com/office/word/2010/wordprocessingCanvas" xmlns:cx="http://schemas.microsoft.com/office/drawing/2014/chartex" xmlns:cx1="http://schemas.microsoft.com/office/drawing/2015/9/8/chartex" xmlns:cx2="http://schemas.microsoft.com/office/drawing/2015/10/21/chartex" xmlns:cx3="http://schemas.microsoft.com/office/drawing/2016/5/9/chartex" xmlns:cx4="http://schemas.microsoft.com/office/drawing/2016/5/10/chartex" xmlns:cx5="http://schemas.microsoft.com/office/drawing/2016/5/11/chartex" xmlns:cx6="http://schemas.microsoft.com/office/drawing/2016/5/12/chartex" xmlns:cx7="http://schemas.microsoft.com/office/drawing/2016/5/13/chartex" xmlns:cx8="http://schemas.microsoft.com/office/drawing/2016/5/14/chartex" xmlns:mc="http://schemas.openxmlformats.org/markup-compatibility/2006" xmlns:aink="http://schemas.microsoft.com/office/drawing/2016/ink" xmlns:am3d="http://schemas.microsoft.com/office/drawing/2017/model3d" xmlns:o="urn:schemas-microsoft-com:office:office" xmlns:oel="http://schemas.microsoft.com/office/2019/extlst" xmlns:r="http://schemas.openxmlformats.org/officeDocument/2006/relationships" xmlns:m="http://schemas.openxmlformats.org/officeDocument/2006/math" xmlns:v="urn:schemas-microsoft-com:vml" xmlns:wp14="http://schemas.microsoft.com/office/word/2010/wordprocessingDrawing" xmlns:wp="http://schemas.openxmlformats.org/drawingml/2006/wordprocessingDrawing" xmlns:w10="urn:schemas-microsoft-com:office:word" xmlns:w="http://schemas.openxmlformats.org/wordprocessingml/2006/main" xmlns:w14="http://schemas.microsoft.com/office/word/2010/wordml" xmlns:w15="http://schemas.microsoft.com/office/word/2012/wordml" xmlns:w16cex="http://schemas.microsoft.com/office/word/2018/wordml/cex" xmlns:w16cid="http://schemas.microsoft.com/office/word/2016/wordml/cid" xmlns:w16="http://schemas.microsoft.com/office/word/2018/wordml" xmlns:w16du="http://schemas.microsoft.com/office/word/2023/wordml/word16du" xmlns:w16sdtdh="http://schemas.microsoft.com/office/word/2020/wordml/sdtdatahash" xmlns:w16sdtfl="http://schemas.microsoft.com/office/word/2024/wordml/sdtformatlock" xmlns:w16se="http://schemas.microsoft.com/office/word/2015/wordml/symex" xmlns:wpg="http://schemas.microsoft.com/office/word/2010/wordprocessingGroup" xmlns:wpi="http://schemas.microsoft.com/office/word/2010/wordprocessingInk" xmlns:wne="http://schemas.microsoft.com/office/word/2006/wordml" xmlns:wps="http://schemas.microsoft.com/office/word/2010/wordprocessingShape" mc:Ignorable="w14 w15 w16se w16cid w16 w16cex w16sdtdh w16sdtfl w16du wp14">
   <w:p>
     <w:pPr>
       <w:pStyle w:val="Header"/>
@@ -271,7 +480,7 @@
 </file>
 
 <file path=word/header3.xml><?xml version="1.0" encoding="utf-8"?>
-<w:hdr xmlns:wpc="http://schemas.microsoft.com/office/word/2010/wordprocessingCanvas" xmlns:cx="http://schemas.microsoft.com/office/drawing/2014/chartex" xmlns:cx1="http://schemas.microsoft.com/office/drawing/2015/9/8/chartex" xmlns:cx2="http://schemas.microsoft.com/office/drawing/2015/10/21/chartex" xmlns:cx3="http://schemas.microsoft.com/office/drawing/2016/5/9/chartex" xmlns:cx4="http://schemas.microsoft.com/office/drawing/2016/5/10/chartex" xmlns:cx5="http://schemas.microsoft.com/office/drawing/2016/5/11/chartex" xmlns:cx6="http://schemas.microsoft.com/office/drawing/2016/5/12/chartex" xmlns:cx7="http://schemas.microsoft.com/office/drawing/2016/5/13/chartex" xmlns:cx8="http://schemas.microsoft.com/office/drawing/2016/5/14/chartex" xmlns:mc="http://schemas.openxmlformats.org/markup-compatibility/2006" xmlns:aink="http://schemas.microsoft.com/office/drawing/2016/ink" xmlns:am3d="http://schemas.microsoft.com/office/drawing/2017/model3d" xmlns:o="urn:schemas-microsoft-com:office:office" xmlns:oel="http://schemas.microsoft.com/office/2019/extlst" xmlns:r="http://schemas.openxmlformats.org/officeDocument/2006/relationships" xmlns:m="http://schemas.openxmlformats.org/officeDocument/2006/math" xmlns:v="urn:schemas-microsoft-com:vml" xmlns:wp14="http://schemas.microsoft.com/office/word/2010/wordprocessingDrawing" xmlns:wp="http://schemas.openxmlformats.org/drawingml/2006/wordprocessingDrawing" xmlns:w10="urn:schemas-microsoft-com:office:word" xmlns:w="http://schemas.openxmlformats.org/wordprocessingml/2006/main" xmlns:w14="http://schemas.microsoft.com/office/word/2010/wordml" xmlns:w15="http://schemas.microsoft.com/office/word/2012/wordml" xmlns:w16cex="http://schemas.microsoft.com/office/word/2018/wordml/cex" xmlns:w16cid="http://schemas.microsoft.com/office/word/2016/wordml/cid" xmlns:w16="http://schemas.microsoft.com/office/word/2018/wordml" xmlns:w16sdtdh="http://schemas.microsoft.com/office/word/2020/wordml/sdtdatahash" xmlns:w16se="http://schemas.microsoft.com/office/word/2015/wordml/symex" xmlns:wpg="http://schemas.microsoft.com/office/word/2010/wordprocessingGroup" xmlns:wpi="http://schemas.microsoft.com/office/word/2010/wordprocessingInk" xmlns:wne="http://schemas.microsoft.com/office/word/2006/wordml" xmlns:wps="http://schemas.microsoft.com/office/word/2010/wordprocessingShape" mc:Ignorable="w14 w15 w16se w16cid w16 w16cex w16sdtdh wp14">
+<w:hdr xmlns:wpc="http://schemas.microsoft.com/office/word/2010/wordprocessingCanvas" xmlns:cx="http://schemas.microsoft.com/office/drawing/2014/chartex" xmlns:cx1="http://schemas.microsoft.com/office/drawing/2015/9/8/chartex" xmlns:cx2="http://schemas.microsoft.com/office/drawing/2015/10/21/chartex" xmlns:cx3="http://schemas.microsoft.com/office/drawing/2016/5/9/chartex" xmlns:cx4="http://schemas.microsoft.com/office/drawing/2016/5/10/chartex" xmlns:cx5="http://schemas.microsoft.com/office/drawing/2016/5/11/chartex" xmlns:cx6="http://schemas.microsoft.com/office/drawing/2016/5/12/chartex" xmlns:cx7="http://schemas.microsoft.com/office/drawing/2016/5/13/chartex" xmlns:cx8="http://schemas.microsoft.com/office/drawing/2016/5/14/chartex" xmlns:mc="http://schemas.openxmlformats.org/markup-compatibility/2006" xmlns:aink="http://schemas.microsoft.com/office/drawing/2016/ink" xmlns:am3d="http://schemas.microsoft.com/office/drawing/2017/model3d" xmlns:o="urn:schemas-microsoft-com:office:office" xmlns:oel="http://schemas.microsoft.com/office/2019/extlst" xmlns:r="http://schemas.openxmlformats.org/officeDocument/2006/relationships" xmlns:m="http://schemas.openxmlformats.org/officeDocument/2006/math" xmlns:v="urn:schemas-microsoft-com:vml" xmlns:wp14="http://schemas.microsoft.com/office/word/2010/wordprocessingDrawing" xmlns:wp="http://schemas.openxmlformats.org/drawingml/2006/wordprocessingDrawing" xmlns:w10="urn:schemas-microsoft-com:office:word" xmlns:w="http://schemas.openxmlformats.org/wordprocessingml/2006/main" xmlns:w14="http://schemas.microsoft.com/office/word/2010/wordml" xmlns:w15="http://schemas.microsoft.com/office/word/2012/wordml" xmlns:w16cex="http://schemas.microsoft.com/office/word/2018/wordml/cex" xmlns:w16cid="http://schemas.microsoft.com/office/word/2016/wordml/cid" xmlns:w16="http://schemas.microsoft.com/office/word/2018/wordml" xmlns:w16du="http://schemas.microsoft.com/office/word/2023/wordml/word16du" xmlns:w16sdtdh="http://schemas.microsoft.com/office/word/2020/wordml/sdtdatahash" xmlns:w16sdtfl="http://schemas.microsoft.com/office/word/2024/wordml/sdtformatlock" xmlns:w16se="http://schemas.microsoft.com/office/word/2015/wordml/symex" xmlns:wpg="http://schemas.microsoft.com/office/word/2010/wordprocessingGroup" xmlns:wpi="http://schemas.microsoft.com/office/word/2010/wordprocessingInk" xmlns:wne="http://schemas.microsoft.com/office/word/2006/wordml" xmlns:wps="http://schemas.microsoft.com/office/word/2010/wordprocessingShape" mc:Ignorable="w14 w15 w16se w16cid w16 w16cex w16sdtdh w16sdtfl w16du wp14">
   <w:p>
     <w:pPr>
       <w:pStyle w:val="Header"/>
@@ -280,7 +489,7 @@
     <w:r>
       <w:tab/>
       <w:tab/>
-      <w:t>2026-06-17</w:t>
+      <w:t>2026-06-18</w:t>
       <w:br/>
       <w:br/>
     </w:r>
@@ -293,7 +502,7 @@
 </file>
 
 <file path=word/numbering.xml><?xml version="1.0" encoding="utf-8"?>
-<w:numbering xmlns:wpc="http://schemas.microsoft.com/office/word/2010/wordprocessingCanvas" xmlns:cx="http://schemas.microsoft.com/office/drawing/2014/chartex" xmlns:cx1="http://schemas.microsoft.com/office/drawing/2015/9/8/chartex" xmlns:cx2="http://schemas.microsoft.com/office/drawing/2015/10/21/chartex" xmlns:cx3="http://schemas.microsoft.com/office/drawing/2016/5/9/chartex" xmlns:cx4="http://schemas.microsoft.com/office/drawing/2016/5/10/chartex" xmlns:cx5="http://schemas.microsoft.com/office/drawing/2016/5/11/chartex" xmlns:cx6="http://schemas.microsoft.com/office/drawing/2016/5/12/chartex" xmlns:cx7="http://schemas.microsoft.com/office/drawing/2016/5/13/chartex" xmlns:cx8="http://schemas.microsoft.com/office/drawing/2016/5/14/chartex" xmlns:mc="http://schemas.openxmlformats.org/markup-compatibility/2006" xmlns:aink="http://schemas.microsoft.com/office/drawing/2016/ink" xmlns:am3d="http://schemas.microsoft.com/office/drawing/2017/model3d" xmlns:o="urn:schemas-microsoft-com:office:office" xmlns:oel="http://schemas.microsoft.com/office/2019/extlst" xmlns:r="http://schemas.openxmlformats.org/officeDocument/2006/relationships" xmlns:m="http://schemas.openxmlformats.org/officeDocument/2006/math" xmlns:v="urn:schemas-microsoft-com:vml" xmlns:wp14="http://schemas.microsoft.com/office/word/2010/wordprocessingDrawing" xmlns:wp="http://schemas.openxmlformats.org/drawingml/2006/wordprocessingDrawing" xmlns:w10="urn:schemas-microsoft-com:office:word" xmlns:w="http://schemas.openxmlformats.org/wordprocessingml/2006/main" xmlns:w14="http://schemas.microsoft.com/office/word/2010/wordml" xmlns:w15="http://schemas.microsoft.com/office/word/2012/wordml" xmlns:w16cex="http://schemas.microsoft.com/office/word/2018/wordml/cex" xmlns:w16cid="http://schemas.microsoft.com/office/word/2016/wordml/cid" xmlns:w16="http://schemas.microsoft.com/office/word/2018/wordml" xmlns:w16sdtdh="http://schemas.microsoft.com/office/word/2020/wordml/sdtdatahash" xmlns:w16se="http://schemas.microsoft.com/office/word/2015/wordml/symex" xmlns:wpg="http://schemas.microsoft.com/office/word/2010/wordprocessingGroup" xmlns:wpi="http://schemas.microsoft.com/office/word/2010/wordprocessingInk" xmlns:wne="http://schemas.microsoft.com/office/word/2006/wordml" xmlns:wps="http://schemas.microsoft.com/office/word/2010/wordprocessingShape" mc:Ignorable="w14 w15 w16se w16cid w16 w16cex w16sdtdh wp14">
+<w:numbering xmlns:wpc="http://schemas.microsoft.com/office/word/2010/wordprocessingCanvas" xmlns:cx="http://schemas.microsoft.com/office/drawing/2014/chartex" xmlns:cx1="http://schemas.microsoft.com/office/drawing/2015/9/8/chartex" xmlns:cx2="http://schemas.microsoft.com/office/drawing/2015/10/21/chartex" xmlns:cx3="http://schemas.microsoft.com/office/drawing/2016/5/9/chartex" xmlns:cx4="http://schemas.microsoft.com/office/drawing/2016/5/10/chartex" xmlns:cx5="http://schemas.microsoft.com/office/drawing/2016/5/11/chartex" xmlns:cx6="http://schemas.microsoft.com/office/drawing/2016/5/12/chartex" xmlns:cx7="http://schemas.microsoft.com/office/drawing/2016/5/13/chartex" xmlns:cx8="http://schemas.microsoft.com/office/drawing/2016/5/14/chartex" xmlns:mc="http://schemas.openxmlformats.org/markup-compatibility/2006" xmlns:aink="http://schemas.microsoft.com/office/drawing/2016/ink" xmlns:am3d="http://schemas.microsoft.com/office/drawing/2017/model3d" xmlns:o="urn:schemas-microsoft-com:office:office" xmlns:oel="http://schemas.microsoft.com/office/2019/extlst" xmlns:r="http://schemas.openxmlformats.org/officeDocument/2006/relationships" xmlns:m="http://schemas.openxmlformats.org/officeDocument/2006/math" xmlns:v="urn:schemas-microsoft-com:vml" xmlns:wp14="http://schemas.microsoft.com/office/word/2010/wordprocessingDrawing" xmlns:wp="http://schemas.openxmlformats.org/drawingml/2006/wordprocessingDrawing" xmlns:w10="urn:schemas-microsoft-com:office:word" xmlns:w="http://schemas.openxmlformats.org/wordprocessingml/2006/main" xmlns:w14="http://schemas.microsoft.com/office/word/2010/wordml" xmlns:w15="http://schemas.microsoft.com/office/word/2012/wordml" xmlns:w16cex="http://schemas.microsoft.com/office/word/2018/wordml/cex" xmlns:w16cid="http://schemas.microsoft.com/office/word/2016/wordml/cid" xmlns:w16="http://schemas.microsoft.com/office/word/2018/wordml" xmlns:w16du="http://schemas.microsoft.com/office/word/2023/wordml/word16du" xmlns:w16sdtdh="http://schemas.microsoft.com/office/word/2020/wordml/sdtdatahash" xmlns:w16sdtfl="http://schemas.microsoft.com/office/word/2024/wordml/sdtformatlock" xmlns:w16se="http://schemas.microsoft.com/office/word/2015/wordml/symex" xmlns:wpg="http://schemas.microsoft.com/office/word/2010/wordprocessingGroup" xmlns:wpi="http://schemas.microsoft.com/office/word/2010/wordprocessingInk" xmlns:wne="http://schemas.microsoft.com/office/word/2006/wordml" xmlns:wps="http://schemas.microsoft.com/office/word/2010/wordprocessingShape" mc:Ignorable="w14 w15 w16se w16cid w16 w16cex w16sdtdh w16sdtfl w16du wp14">
   <w:abstractNum w:abstractNumId="0" w15:restartNumberingAfterBreak="0">
     <w:nsid w:val="FFFFFF7C"/>
     <w:multiLevelType w:val="singleLevel"/>
@@ -496,7 +705,7 @@
 </file>
 
 <file path=word/styles.xml><?xml version="1.0" encoding="utf-8"?>
-<w:styles xmlns:mc="http://schemas.openxmlformats.org/markup-compatibility/2006" xmlns:r="http://schemas.openxmlformats.org/officeDocument/2006/relationships" xmlns:w="http://schemas.openxmlformats.org/wordprocessingml/2006/main" xmlns:w14="http://schemas.microsoft.com/office/word/2010/wordml" xmlns:w15="http://schemas.microsoft.com/office/word/2012/wordml" xmlns:w16cex="http://schemas.microsoft.com/office/word/2018/wordml/cex" xmlns:w16cid="http://schemas.microsoft.com/office/word/2016/wordml/cid" xmlns:w16="http://schemas.microsoft.com/office/word/2018/wordml" xmlns:w16sdtdh="http://schemas.microsoft.com/office/word/2020/wordml/sdtdatahash" xmlns:w16se="http://schemas.microsoft.com/office/word/2015/wordml/symex" mc:Ignorable="w14 w15 w16se w16cid w16 w16cex w16sdtdh">
+<w:styles xmlns:mc="http://schemas.openxmlformats.org/markup-compatibility/2006" xmlns:r="http://schemas.openxmlformats.org/officeDocument/2006/relationships" xmlns:w="http://schemas.openxmlformats.org/wordprocessingml/2006/main" xmlns:w14="http://schemas.microsoft.com/office/word/2010/wordml" xmlns:w15="http://schemas.microsoft.com/office/word/2012/wordml" xmlns:w16cex="http://schemas.microsoft.com/office/word/2018/wordml/cex" xmlns:w16cid="http://schemas.microsoft.com/office/word/2016/wordml/cid" xmlns:w16="http://schemas.microsoft.com/office/word/2018/wordml" xmlns:w16du="http://schemas.microsoft.com/office/word/2023/wordml/word16du" xmlns:w16sdtdh="http://schemas.microsoft.com/office/word/2020/wordml/sdtdatahash" xmlns:w16sdtfl="http://schemas.microsoft.com/office/word/2024/wordml/sdtformatlock" xmlns:w16se="http://schemas.microsoft.com/office/word/2015/wordml/symex" mc:Ignorable="w14 w15 w16se w16cid w16 w16cex w16sdtdh w16sdtfl w16du">
   <w:docDefaults>
     <w:rPrDefault>
       <w:rPr>
@@ -1254,7 +1463,7 @@
     <w:link w:val="TitleChar"/>
     <w:uiPriority w:val="10"/>
     <w:qFormat/>
-    <w:rsid w:val="007106C8"/>
+    <w:rsid w:val="00E854FA"/>
     <w:pPr>
       <w:spacing w:after="300" w:line="240" w:lineRule="auto"/>
       <w:contextualSpacing/>
@@ -1264,7 +1473,7 @@
       <w:rFonts w:eastAsiaTheme="majorEastAsia" w:cstheme="majorBidi"/>
       <w:spacing w:val="5"/>
       <w:kern w:val="28"/>
-      <w:sz w:val="52"/>
+      <w:sz w:val="40"/>
       <w:szCs w:val="52"/>
       <w:lang w:val="sv-SE" w:eastAsia="en-US" w:bidi="ar-SA"/>
     </w:rPr>
@@ -1274,12 +1483,12 @@
     <w:basedOn w:val="DefaultParagraphFont"/>
     <w:link w:val="Title"/>
     <w:uiPriority w:val="10"/>
-    <w:rsid w:val="007106C8"/>
+    <w:rsid w:val="00E854FA"/>
     <w:rPr>
       <w:rFonts w:ascii="Times New Roman" w:eastAsiaTheme="majorEastAsia" w:hAnsi="Times New Roman" w:cstheme="majorBidi"/>
       <w:spacing w:val="5"/>
       <w:kern w:val="28"/>
-      <w:sz w:val="52"/>
+      <w:sz w:val="40"/>
       <w:szCs w:val="52"/>
       <w:lang w:val="sv-SE" w:eastAsia="en-US" w:bidi="ar-SA"/>
     </w:rPr>

--- a/tillsyn/A 26772-2026 tillsynsbegäran.docx
+++ b/tillsyn/A 26772-2026 tillsynsbegäran.docx
@@ -489,7 +489,7 @@
     <w:r>
       <w:tab/>
       <w:tab/>
-      <w:t>2026-06-18</w:t>
+      <w:t>2026-06-19</w:t>
       <w:br/>
       <w:br/>
     </w:r>

--- a/tillsyn/A 26772-2026 tillsynsbegäran.docx
+++ b/tillsyn/A 26772-2026 tillsynsbegäran.docx
@@ -489,7 +489,7 @@
     <w:r>
       <w:tab/>
       <w:tab/>
-      <w:t>2026-06-19</w:t>
+      <w:t>2026-06-20</w:t>
       <w:br/>
       <w:br/>
     </w:r>

--- a/tillsyn/A 26772-2026 tillsynsbegäran.docx
+++ b/tillsyn/A 26772-2026 tillsynsbegäran.docx
@@ -12,10 +12,7 @@
     </w:p>
     <w:p>
       <w:r>
-        <w:t>Detta dokument behandlar höga naturvärden i avverkningsanmälan A 26772-2026 i Högsby kommun som inkom 2026-06-11 och omfattar 7,8 ha.</w:t>
-      </w:r>
-      <w:r>
-        <w:t xml:space="preserve"> I Figur 1 visas fyndplatser för naturvårdsarter i området, som finns registrerade på Artportalen.</w:t>
+        <w:t>Denna tillsynsbegäran behandlar höga naturvärden i avverkningsanmälan A 26772-2026 i Högsby kommun som inkom 2026-06-11 och omfattar 7,8 ha.</w:t>
       </w:r>
     </w:p>
     <w:p>
@@ -25,7 +22,7 @@
       <w:r>
         <w:drawing>
           <wp:inline xmlns:a="http://schemas.openxmlformats.org/drawingml/2006/main" xmlns:pic="http://schemas.openxmlformats.org/drawingml/2006/picture">
-            <wp:extent cx="5143592" cy="5688000"/>
+            <wp:extent cx="5176147" cy="5724000"/>
             <wp:docPr id="1" name="Picture 1"/>
             <wp:cNvGraphicFramePr>
               <a:graphicFrameLocks noChangeAspect="1"/>
@@ -46,7 +43,7 @@
                   <pic:spPr>
                     <a:xfrm>
                       <a:off x="0" y="0"/>
-                      <a:ext cx="5143592" cy="5688000"/>
+                      <a:ext cx="5176147" cy="5724000"/>
                     </a:xfrm>
                     <a:prstGeom prst="rect"/>
                   </pic:spPr>
@@ -63,7 +60,20 @@
         <w:spacing w:after="240"/>
       </w:pPr>
       <w:r>
-        <w:t>Figur 1. Fyndplatser för naturvårdsarter i och inom 9 meter från avverkningsanmälan (röd linje). Inom parentes anges rödlistekategorier, S för signalarter, Tför typiska arter och fridlysningsparagrafer i artskyddsförordningen.Markörer utan svart kant är placerade på fyndplatsen. Markörer med svart kant är placerade vid sidan av fyndplatsen och har ett svart streck som visar fyndplatsens exakta position. Kartans mittpunktskoordinat är N 6335019, E 553926 i SWEREF 99 TM.</w:t>
+        <w:t>Figur 1. Fyndplatser för naturvårdsarter i och inom 9 meter från avverkningsanmälan. Markörer utan svart kant är placerade på fyndplatsen. Markörer med svart kant är placerade vid sidan av fyndplatsen har ett svart streck som visar fyndplatsens exakta position. Kartans mittpunktskoordinat är N 6335019, E 553926 i SWEREF 99 TM.</w:t>
+      </w:r>
+    </w:p>
+    <w:p>
+      <w:r>
+        <w:t>I och inom 9 meter från avverkningsanmälan finns fynd av 4 naturvårdsarter, varav 2 är rödlistade, 2 är fridlysta, 3 är typiska (T) och 1 är signalart (S): talltita (NT, §4), vårärt (NT, T), vanlig flatbagge (S, T) och blåsippa (T, §9). Se Figur 1.</w:t>
+      </w:r>
+    </w:p>
+    <w:p>
+      <w:pPr>
+        <w:pStyle w:val="Heading1"/>
+      </w:pPr>
+      <w:r>
+        <w:t>Tillsynsbegäran</w:t>
       </w:r>
     </w:p>
     <w:p>
@@ -77,53 +87,76 @@
       </w:r>
     </w:p>
     <w:p>
-      <w:r>
-        <w:t>Nedan beskrivs fynd av naturvårdsarter och fridlysta arter som gjorts i det avverkningsanmälda området. I BILAGA 1 finns artfakta om fridlysta arter.</w:t>
-      </w:r>
-    </w:p>
-    <w:p>
       <w:pPr>
         <w:pStyle w:val="Heading1"/>
       </w:pPr>
       <w:r>
-        <w:t>Naturvårdsarter</w:t>
+        <w:t>Naturvårdsarter och fridlysta arter</w:t>
       </w:r>
     </w:p>
     <w:p>
       <w:r>
-        <w:t>I och inom 9 meter från avverkningsanmälan har följande 4 naturvårdsarter hittats: talltita (NT, §4), vårärt (NT, T), vanlig flatbagge (S, T) och blåsippa (T, §9). Av dessa är 2 rödlistade. För rödlistade arter har rödlistekategorin angivits inom parentes. Arter som är signalarter enligt Skogsstyrelsen har markerats med (S). Typiska arter inom Natura 2000 som är kopplade till skogsekosystem har markerats med (T). För fridlysta arter anges även paragrafen i Artskyddsförordningen som arten är fridlyst enligt.</w:t>
+        <w:t>Nedan följer beskrivningar av de naturvårdsarter och fridlysta arter som har sina livsmiljöer och växtplatser i den avverkningsanmälda skogen. Se även ytterligare artfakta i BILAGA 1. De påträffade naturvårdsarterna är ett tydligt kvitto på att det rör sig om en skog med höga naturvärden.</w:t>
       </w:r>
     </w:p>
     <w:p>
       <w:r>
-        <w:t>De påträffade naturvårdsarterna är ett tydligt kvitto på att det rör sig om en skog med höga naturvärden.</w:t>
+        <w:rPr>
+          <w:b/>
+        </w:rPr>
+        <w:t>Talltita (NT, §4)</w:t>
       </w:r>
-    </w:p>
-    <w:p>
-      <w:pPr>
-        <w:pStyle w:val="Heading2"/>
-      </w:pPr>
       <w:r>
-        <w:t>Fridlysta arter</w:t>
+        <w:t>, rödlistad som nära hotad och prioriterad art i Skogsvårdslagen, har häckningsrevir i anmälan. Arten har minskat kraftigt de senaste 30 åren och minskningstakten innevarande 10-årsperiod beräknas till 20 (10–30) %. Talltitan är synnerligen trogen sitt cirka 15 hektar stora revir och är beroende av flerskiktade olikåldriga skogar för att kunna föda upp sina ungar. Talltitan försvinner om dess livsmiljö kalavverkas (Eggers &amp; Low, 2014; Ekman, 1979; Griesser et al, 2007; Klein, 2020; Siffczyk et al, 2003; SLU Artdatabanken, 2021).</w:t>
       </w:r>
     </w:p>
     <w:p>
       <w:r>
-        <w:t>Följande fridlysta arter har sina livsmiljöer och växtplatser i den avverkningsanmälda skogen: talltita (NT, §4) och blåsippa (T, §9).</w:t>
+        <w:rPr>
+          <w:b/>
+        </w:rPr>
+        <w:t>Vårärt (NT)</w:t>
+      </w:r>
+      <w:r>
+        <w:t xml:space="preserve"> är en kalkgynnad mullväxt som är knuten till rik lundartad vegetation och har sin huvudsakliga förekomst i sydliga kalklövskogar, lövängen och hässlen. Den har även viktiga förekomster av reliktkaraktär i örtrika kalkgranskogar på frisk eller något fuktig mark i mellersta Sverige. Vårärt är en extra betydelsefull signalart i boreala och boreonemorala kalkgranskogar, då dessa förekomster nu är starkt fragmenterade och troligen visar på en flertusenårig ekologisk kontinuitet där spridning och etablering kan ha skett under postglaciala värmetiden. Arten tål inte dagens storskaliga skogsbruksmetoder och den kommer in på rödlistan för första gången 2025 till följd av en kraftig minskning (&gt;50%) i Riksskogstaxeringens data. Vårärt är typisk art för </w:t>
+      </w:r>
+      <w:r>
+        <w:rPr>
+          <w:i/>
+        </w:rPr>
+        <w:t xml:space="preserve">9050 Näringsrik granskog, 9020 Nordlig ädellövskog, 9160 Näringsrik ekskog </w:t>
+      </w:r>
+      <w:r>
+        <w:t xml:space="preserve">och </w:t>
+      </w:r>
+      <w:r>
+        <w:rPr>
+          <w:i/>
+        </w:rPr>
+        <w:t>9180 Ädellövskog i branter</w:t>
+      </w:r>
+      <w:r>
+        <w:t xml:space="preserve"> (Nitare &amp; Skogsstyrelsen, 2019; SLU Artdatabanken, 2026).</w:t>
       </w:r>
     </w:p>
     <w:p>
       <w:r>
-        <w:t xml:space="preserve">Observera att medlemsländerna är skyldiga att agera i enlighet med EU:s fågeldirektiv där det uttryckligen står att direktivet gäller för fåglar samt för deras ägg, bon och </w:t>
+        <w:rPr>
+          <w:b/>
+        </w:rPr>
+        <w:t>Vanlig flatbagge</w:t>
+      </w:r>
+      <w:r>
+        <w:t xml:space="preserve"> är en skalbagge vars larvutveckling sker i brunrötad ved av tall och gran, i mindre omfattning lövträd som al, asp och björk. Främst i lågor med klibbticka, timmerticka eller citronticka. Vanlig flatbagge är typisk art för </w:t>
       </w:r>
       <w:r>
         <w:rPr>
-          <w:b/>
+          <w:i/>
         </w:rPr>
-        <w:t xml:space="preserve">livsmiljöer </w:t>
+        <w:t xml:space="preserve">9060 Åsbarrskog </w:t>
       </w:r>
       <w:r>
-        <w:t>(artikel 1). Vidare att de åtgärder som vidtas inte får leda till en försämring av den nuvarande situationen beträffande bevarandet av de fågelarter som avses i artikel 1 (artikel 13). Fågeldirektivet är styrande för tillsynsansvariga myndigheters ärendehantering, ställningstaganden och beslutsfattande.</w:t>
+        <w:t>(SLU Artdatabanken, 2025).</w:t>
       </w:r>
     </w:p>
     <w:p>
@@ -156,76 +189,25 @@
       </w:r>
     </w:p>
     <w:p>
+      <w:pPr>
+        <w:pStyle w:val="Heading1"/>
+      </w:pPr>
+      <w:r>
+        <w:t>EU:s fågeldirektiv</w:t>
+      </w:r>
+    </w:p>
+    <w:p>
+      <w:r>
+        <w:t xml:space="preserve">Europeiska unionens medlemsländer är skyldiga att agera i enlighet med EU:s fågeldirektiv där det uttryckligen står att direktivet gäller för fåglar samt för deras ägg, bon och </w:t>
+      </w:r>
       <w:r>
         <w:rPr>
           <w:b/>
         </w:rPr>
-        <w:t>Talltita (NT, §4)</w:t>
+        <w:t xml:space="preserve">livsmiljöer </w:t>
       </w:r>
       <w:r>
-        <w:t>, rödlistad som nära hotad och prioriterad art i Skogsvårdslagen, har häckningsrevir i anmälan. Arten har minskat kraftigt de senaste 30 åren och minskningstakten innevarande 10-årsperiod beräknas till 20 (10–30) %. Talltitan är synnerligen trogen sitt cirka 15 hektar stora revir och är beroende av flerskiktade olikåldriga skogar för att kunna föda upp sina ungar. Talltitan försvinner om dess livsmiljö kalavverkas (Eggers &amp; Low, 2014; Ekman, 1979; Griesser et al, 2007; Klein, 2020; Siffczyk et al, 2003; SLU Artdatabanken, 2021).</w:t>
-      </w:r>
-    </w:p>
-    <w:p>
-      <w:r>
-        <w:t>I BILAGA 1 finns mer detaljerad information om ekologi samt krav på livsmiljö hos fridlysta arter.</w:t>
-      </w:r>
-    </w:p>
-    <w:p>
-      <w:pPr>
-        <w:pStyle w:val="Heading2"/>
-      </w:pPr>
-      <w:r>
-        <w:t>Övriga naturvårdsarter</w:t>
-      </w:r>
-    </w:p>
-    <w:p>
-      <w:r>
-        <w:rPr>
-          <w:b/>
-        </w:rPr>
-        <w:t>Vanlig flatbagge</w:t>
-      </w:r>
-      <w:r>
-        <w:t xml:space="preserve"> är en skalbagge vars larvutveckling sker i brunrötad ved av tall och gran, i mindre omfattning lövträd som al, asp och björk. Främst i lågor med klibbticka, timmerticka eller citronticka. Vanlig flatbagge är typisk art för </w:t>
-      </w:r>
-      <w:r>
-        <w:rPr>
-          <w:i/>
-        </w:rPr>
-        <w:t xml:space="preserve">9060 Åsbarrskog </w:t>
-      </w:r>
-      <w:r>
-        <w:t>(SLU Artdatabanken, 2025).</w:t>
-      </w:r>
-    </w:p>
-    <w:p>
-      <w:r>
-        <w:rPr>
-          <w:b/>
-        </w:rPr>
-        <w:t>Vårärt (NT)</w:t>
-      </w:r>
-      <w:r>
-        <w:t xml:space="preserve"> är en kalkgynnad mullväxt som är knuten till rik lundartad vegetation och har sin huvudsakliga förekomst i sydliga kalklövskogar, lövängen och hässlen. Den har även viktiga förekomster av reliktkaraktär i örtrika kalkgranskogar på frisk eller något fuktig mark i mellersta Sverige. Vårärt är en extra betydelsefull signalart i boreala och boreonemorala kalkgranskogar, då dessa förekomster nu är starkt fragmenterade och troligen visar på en flertusenårig ekologisk kontinuitet där spridning och etablering kan ha skett under postglaciala värmetiden. Arten tål inte dagens storskaliga skogsbruksmetoder och den kommer in på rödlistan för första gången 2025 till följd av en kraftig minskning (&gt;50%) i Riksskogstaxeringens data. Vårärt är typisk art för </w:t>
-      </w:r>
-      <w:r>
-        <w:rPr>
-          <w:i/>
-        </w:rPr>
-        <w:t xml:space="preserve">9050 Näringsrik granskog, 9020 Nordlig ädellövskog, 9160 Näringsrik ekskog </w:t>
-      </w:r>
-      <w:r>
-        <w:t xml:space="preserve">och </w:t>
-      </w:r>
-      <w:r>
-        <w:rPr>
-          <w:i/>
-        </w:rPr>
-        <w:t>9180 Ädellövskog i branter</w:t>
-      </w:r>
-      <w:r>
-        <w:t xml:space="preserve"> (Nitare &amp; Skogsstyrelsen, 2019; SLU Artdatabanken, 2026).</w:t>
+        <w:t>(artikel 1). Vidare att de åtgärder som vidtas inte får leda till en försämring av den nuvarande situationen beträffande bevarandet av de fågelarter som avses i artikel 1 (artikel 13). Fågeldirektivet är styrande för tillsynsansvariga myndigheters ärendehantering, ställningstaganden och beslutsfattande.</w:t>
       </w:r>
     </w:p>
     <w:p>
@@ -489,7 +471,7 @@
     <w:r>
       <w:tab/>
       <w:tab/>
-      <w:t>2026-06-20</w:t>
+      <w:t>2026-06-21</w:t>
       <w:br/>
       <w:br/>
     </w:r>

--- a/tillsyn/A 26772-2026 tillsynsbegäran.docx
+++ b/tillsyn/A 26772-2026 tillsynsbegäran.docx
@@ -471,7 +471,7 @@
     <w:r>
       <w:tab/>
       <w:tab/>
-      <w:t>2026-06-21</w:t>
+      <w:t>2026-06-22</w:t>
       <w:br/>
       <w:br/>
     </w:r>

--- a/tillsyn/A 26772-2026 tillsynsbegäran.docx
+++ b/tillsyn/A 26772-2026 tillsynsbegäran.docx
@@ -471,7 +471,7 @@
     <w:r>
       <w:tab/>
       <w:tab/>
-      <w:t>2026-06-22</w:t>
+      <w:t>2026-06-23</w:t>
       <w:br/>
       <w:br/>
     </w:r>

--- a/tillsyn/A 26772-2026 tillsynsbegäran.docx
+++ b/tillsyn/A 26772-2026 tillsynsbegäran.docx
@@ -471,7 +471,7 @@
     <w:r>
       <w:tab/>
       <w:tab/>
-      <w:t>2026-06-23</w:t>
+      <w:t>2026-06-24</w:t>
       <w:br/>
       <w:br/>
     </w:r>

--- a/tillsyn/A 26772-2026 tillsynsbegäran.docx
+++ b/tillsyn/A 26772-2026 tillsynsbegäran.docx
@@ -471,7 +471,7 @@
     <w:r>
       <w:tab/>
       <w:tab/>
-      <w:t>2026-06-24</w:t>
+      <w:t>2026-06-25</w:t>
       <w:br/>
       <w:br/>
     </w:r>

--- a/tillsyn/A 26772-2026 tillsynsbegäran.docx
+++ b/tillsyn/A 26772-2026 tillsynsbegäran.docx
@@ -471,7 +471,7 @@
     <w:r>
       <w:tab/>
       <w:tab/>
-      <w:t>2026-06-25</w:t>
+      <w:t>2026-06-26</w:t>
       <w:br/>
       <w:br/>
     </w:r>

--- a/tillsyn/A 26772-2026 tillsynsbegäran.docx
+++ b/tillsyn/A 26772-2026 tillsynsbegäran.docx
@@ -471,7 +471,7 @@
     <w:r>
       <w:tab/>
       <w:tab/>
-      <w:t>2026-06-26</w:t>
+      <w:t>2026-06-27</w:t>
       <w:br/>
       <w:br/>
     </w:r>

--- a/tillsyn/A 26772-2026 tillsynsbegäran.docx
+++ b/tillsyn/A 26772-2026 tillsynsbegäran.docx
@@ -471,7 +471,7 @@
     <w:r>
       <w:tab/>
       <w:tab/>
-      <w:t>2026-06-27</w:t>
+      <w:t>2026-06-28</w:t>
       <w:br/>
       <w:br/>
     </w:r>

--- a/tillsyn/A 26772-2026 tillsynsbegäran.docx
+++ b/tillsyn/A 26772-2026 tillsynsbegäran.docx
@@ -471,7 +471,7 @@
     <w:r>
       <w:tab/>
       <w:tab/>
-      <w:t>2026-06-28</w:t>
+      <w:t>2026-06-29</w:t>
       <w:br/>
       <w:br/>
     </w:r>

--- a/tillsyn/A 26772-2026 tillsynsbegäran.docx
+++ b/tillsyn/A 26772-2026 tillsynsbegäran.docx
@@ -471,7 +471,7 @@
     <w:r>
       <w:tab/>
       <w:tab/>
-      <w:t>2026-06-29</w:t>
+      <w:t>2026-06-30</w:t>
       <w:br/>
       <w:br/>
     </w:r>

--- a/tillsyn/A 26772-2026 tillsynsbegäran.docx
+++ b/tillsyn/A 26772-2026 tillsynsbegäran.docx
@@ -471,7 +471,7 @@
     <w:r>
       <w:tab/>
       <w:tab/>
-      <w:t>2026-06-30</w:t>
+      <w:t>2026-07-01</w:t>
       <w:br/>
       <w:br/>
     </w:r>

--- a/tillsyn/A 26772-2026 tillsynsbegäran.docx
+++ b/tillsyn/A 26772-2026 tillsynsbegäran.docx
@@ -471,7 +471,7 @@
     <w:r>
       <w:tab/>
       <w:tab/>
-      <w:t>2026-07-01</w:t>
+      <w:t>2026-07-02</w:t>
       <w:br/>
       <w:br/>
     </w:r>

--- a/tillsyn/A 26772-2026 tillsynsbegäran.docx
+++ b/tillsyn/A 26772-2026 tillsynsbegäran.docx
@@ -471,7 +471,7 @@
     <w:r>
       <w:tab/>
       <w:tab/>
-      <w:t>2026-07-13</w:t>
+      <w:t>2026-07-14</w:t>
       <w:br/>
       <w:br/>
     </w:r>

--- a/tillsyn/A 26772-2026 tillsynsbegäran.docx
+++ b/tillsyn/A 26772-2026 tillsynsbegäran.docx
@@ -471,7 +471,7 @@
     <w:r>
       <w:tab/>
       <w:tab/>
-      <w:t>2026-07-14</w:t>
+      <w:t>2026-07-15</w:t>
       <w:br/>
       <w:br/>
     </w:r>

--- a/tillsyn/A 26772-2026 tillsynsbegäran.docx
+++ b/tillsyn/A 26772-2026 tillsynsbegäran.docx
@@ -471,7 +471,7 @@
     <w:r>
       <w:tab/>
       <w:tab/>
-      <w:t>2026-07-15</w:t>
+      <w:t>2026-07-16</w:t>
       <w:br/>
       <w:br/>
     </w:r>

--- a/tillsyn/A 26772-2026 tillsynsbegäran.docx
+++ b/tillsyn/A 26772-2026 tillsynsbegäran.docx
@@ -471,7 +471,7 @@
     <w:r>
       <w:tab/>
       <w:tab/>
-      <w:t>2026-07-16</w:t>
+      <w:t>2026-07-17</w:t>
       <w:br/>
       <w:br/>
     </w:r>

--- a/tillsyn/A 26772-2026 tillsynsbegäran.docx
+++ b/tillsyn/A 26772-2026 tillsynsbegäran.docx
@@ -471,7 +471,7 @@
     <w:r>
       <w:tab/>
       <w:tab/>
-      <w:t>2026-07-17</w:t>
+      <w:t>2026-07-18</w:t>
       <w:br/>
       <w:br/>
     </w:r>

--- a/tillsyn/A 26772-2026 tillsynsbegäran.docx
+++ b/tillsyn/A 26772-2026 tillsynsbegäran.docx
@@ -471,7 +471,7 @@
     <w:r>
       <w:tab/>
       <w:tab/>
-      <w:t>2026-07-18</w:t>
+      <w:t>2026-07-19</w:t>
       <w:br/>
       <w:br/>
     </w:r>

--- a/tillsyn/A 26772-2026 tillsynsbegäran.docx
+++ b/tillsyn/A 26772-2026 tillsynsbegäran.docx
@@ -471,7 +471,7 @@
     <w:r>
       <w:tab/>
       <w:tab/>
-      <w:t>2026-07-19</w:t>
+      <w:t>2026-07-20</w:t>
       <w:br/>
       <w:br/>
     </w:r>

--- a/tillsyn/A 26772-2026 tillsynsbegäran.docx
+++ b/tillsyn/A 26772-2026 tillsynsbegäran.docx
@@ -471,7 +471,7 @@
     <w:r>
       <w:tab/>
       <w:tab/>
-      <w:t>2026-07-20</w:t>
+      <w:t>2026-07-21</w:t>
       <w:br/>
       <w:br/>
     </w:r>

--- a/tillsyn/A 26772-2026 tillsynsbegäran.docx
+++ b/tillsyn/A 26772-2026 tillsynsbegäran.docx
@@ -471,7 +471,7 @@
     <w:r>
       <w:tab/>
       <w:tab/>
-      <w:t>2026-07-21</w:t>
+      <w:t>2026-07-22</w:t>
       <w:br/>
       <w:br/>
     </w:r>

--- a/tillsyn/A 26772-2026 tillsynsbegäran.docx
+++ b/tillsyn/A 26772-2026 tillsynsbegäran.docx
@@ -471,7 +471,7 @@
     <w:r>
       <w:tab/>
       <w:tab/>
-      <w:t>2026-07-22</w:t>
+      <w:t>2026-07-23</w:t>
       <w:br/>
       <w:br/>
     </w:r>

--- a/tillsyn/A 26772-2026 tillsynsbegäran.docx
+++ b/tillsyn/A 26772-2026 tillsynsbegäran.docx
@@ -471,7 +471,7 @@
     <w:r>
       <w:tab/>
       <w:tab/>
-      <w:t>2026-07-23</w:t>
+      <w:t>2026-07-24</w:t>
       <w:br/>
       <w:br/>
     </w:r>

--- a/tillsyn/A 26772-2026 tillsynsbegäran.docx
+++ b/tillsyn/A 26772-2026 tillsynsbegäran.docx
@@ -471,7 +471,7 @@
     <w:r>
       <w:tab/>
       <w:tab/>
-      <w:t>2026-07-24</w:t>
+      <w:t>2026-07-25</w:t>
       <w:br/>
       <w:br/>
     </w:r>

--- a/tillsyn/A 26772-2026 tillsynsbegäran.docx
+++ b/tillsyn/A 26772-2026 tillsynsbegäran.docx
@@ -471,7 +471,7 @@
     <w:r>
       <w:tab/>
       <w:tab/>
-      <w:t>2026-07-25</w:t>
+      <w:t>2026-07-26</w:t>
       <w:br/>
       <w:br/>
     </w:r>

--- a/tillsyn/A 26772-2026 tillsynsbegäran.docx
+++ b/tillsyn/A 26772-2026 tillsynsbegäran.docx
@@ -471,7 +471,7 @@
     <w:r>
       <w:tab/>
       <w:tab/>
-      <w:t>2026-07-26</w:t>
+      <w:t>2026-07-27</w:t>
       <w:br/>
       <w:br/>
     </w:r>

--- a/tillsyn/A 26772-2026 tillsynsbegäran.docx
+++ b/tillsyn/A 26772-2026 tillsynsbegäran.docx
@@ -471,7 +471,7 @@
     <w:r>
       <w:tab/>
       <w:tab/>
-      <w:t>2026-07-27</w:t>
+      <w:t>2026-07-28</w:t>
       <w:br/>
       <w:br/>
     </w:r>

--- a/tillsyn/A 26772-2026 tillsynsbegäran.docx
+++ b/tillsyn/A 26772-2026 tillsynsbegäran.docx
@@ -471,7 +471,7 @@
     <w:r>
       <w:tab/>
       <w:tab/>
-      <w:t>2026-07-28</w:t>
+      <w:t>2026-07-29</w:t>
       <w:br/>
       <w:br/>
     </w:r>

--- a/tillsyn/A 26772-2026 tillsynsbegäran.docx
+++ b/tillsyn/A 26772-2026 tillsynsbegäran.docx
@@ -471,7 +471,7 @@
     <w:r>
       <w:tab/>
       <w:tab/>
-      <w:t>2026-07-29</w:t>
+      <w:t>2026-07-30</w:t>
       <w:br/>
       <w:br/>
     </w:r>

--- a/tillsyn/A 26772-2026 tillsynsbegäran.docx
+++ b/tillsyn/A 26772-2026 tillsynsbegäran.docx
@@ -471,7 +471,7 @@
     <w:r>
       <w:tab/>
       <w:tab/>
-      <w:t>2026-07-30</w:t>
+      <w:t>2026-07-31</w:t>
       <w:br/>
       <w:br/>
     </w:r>

--- a/tillsyn/A 26772-2026 tillsynsbegäran.docx
+++ b/tillsyn/A 26772-2026 tillsynsbegäran.docx
@@ -471,7 +471,7 @@
     <w:r>
       <w:tab/>
       <w:tab/>
-      <w:t>2026-07-31</w:t>
+      <w:t>2026-08-01</w:t>
       <w:br/>
       <w:br/>
     </w:r>

--- a/tillsyn/A 26772-2026 tillsynsbegäran.docx
+++ b/tillsyn/A 26772-2026 tillsynsbegäran.docx
@@ -471,7 +471,7 @@
     <w:r>
       <w:tab/>
       <w:tab/>
-      <w:t>2026-08-01</w:t>
+      <w:t>2026-08-02</w:t>
       <w:br/>
       <w:br/>
     </w:r>

--- a/tillsyn/A 26772-2026 tillsynsbegäran.docx
+++ b/tillsyn/A 26772-2026 tillsynsbegäran.docx
@@ -471,7 +471,7 @@
     <w:r>
       <w:tab/>
       <w:tab/>
-      <w:t>2026-08-02</w:t>
+      <w:t>2026-08-03</w:t>
       <w:br/>
       <w:br/>
     </w:r>

--- a/tillsyn/A 26772-2026 tillsynsbegäran.docx
+++ b/tillsyn/A 26772-2026 tillsynsbegäran.docx
@@ -471,7 +471,7 @@
     <w:r>
       <w:tab/>
       <w:tab/>
-      <w:t>2026-08-03</w:t>
+      <w:t>2026-08-05</w:t>
       <w:br/>
       <w:br/>
     </w:r>

--- a/tillsyn/A 26772-2026 tillsynsbegäran.docx
+++ b/tillsyn/A 26772-2026 tillsynsbegäran.docx
@@ -471,7 +471,7 @@
     <w:r>
       <w:tab/>
       <w:tab/>
-      <w:t>2026-08-05</w:t>
+      <w:t>2026-08-07</w:t>
       <w:br/>
       <w:br/>
     </w:r>

--- a/tillsyn/A 26772-2026 tillsynsbegäran.docx
+++ b/tillsyn/A 26772-2026 tillsynsbegäran.docx
@@ -471,7 +471,7 @@
     <w:r>
       <w:tab/>
       <w:tab/>
-      <w:t>2026-08-07</w:t>
+      <w:t>2026-08-08</w:t>
       <w:br/>
       <w:br/>
     </w:r>

--- a/tillsyn/A 26772-2026 tillsynsbegäran.docx
+++ b/tillsyn/A 26772-2026 tillsynsbegäran.docx
@@ -60,7 +60,7 @@
         <w:spacing w:after="240"/>
       </w:pPr>
       <w:r>
-        <w:t>Figur 1. Fyndplatser för naturvårdsarter i och inom 9 meter från avverkningsanmälan. Markörer utan svart kant är placerade på fyndplatsen. Markörer med svart kant är placerade vid sidan av fyndplatsen har ett svart streck som visar fyndplatsens exakta position. Kartans mittpunktskoordinat är N 6335019, E 553926 i SWEREF 99 TM.</w:t>
+        <w:t>Figur 1. Fyndplatser för naturvårdsarter i och inom 9 meter från avverkningsanmälan. Markörer utan svart kant är placerade på fyndplatsen. Markörer med svart kant är placerade vid sidan av fyndplatsen och har ett svart streck som visar fyndplatsens exakta position. Kartans mittpunktskoordinat är N 6335019, E 553926 i SWEREF 99 TM.</w:t>
       </w:r>
     </w:p>
     <w:p>
@@ -471,7 +471,7 @@
     <w:r>
       <w:tab/>
       <w:tab/>
-      <w:t>2026-08-14</w:t>
+      <w:t>2026-08-15</w:t>
       <w:br/>
       <w:br/>
     </w:r>

--- a/tillsyn/A 26772-2026 tillsynsbegäran.docx
+++ b/tillsyn/A 26772-2026 tillsynsbegäran.docx
@@ -471,7 +471,7 @@
     <w:r>
       <w:tab/>
       <w:tab/>
-      <w:t>2026-08-15</w:t>
+      <w:t>2026-08-16</w:t>
       <w:br/>
       <w:br/>
     </w:r>

--- a/tillsyn/A 26772-2026 tillsynsbegäran.docx
+++ b/tillsyn/A 26772-2026 tillsynsbegäran.docx
@@ -471,7 +471,7 @@
     <w:r>
       <w:tab/>
       <w:tab/>
-      <w:t>2026-08-16</w:t>
+      <w:t>2026-08-17</w:t>
       <w:br/>
       <w:br/>
     </w:r>

--- a/tillsyn/A 26772-2026 tillsynsbegäran.docx
+++ b/tillsyn/A 26772-2026 tillsynsbegäran.docx
@@ -471,7 +471,7 @@
     <w:r>
       <w:tab/>
       <w:tab/>
-      <w:t>2026-08-17</w:t>
+      <w:t>2026-08-18</w:t>
       <w:br/>
       <w:br/>
     </w:r>

--- a/tillsyn/A 26772-2026 tillsynsbegäran.docx
+++ b/tillsyn/A 26772-2026 tillsynsbegäran.docx
@@ -471,7 +471,7 @@
     <w:r>
       <w:tab/>
       <w:tab/>
-      <w:t>2026-08-18</w:t>
+      <w:t>2026-08-19</w:t>
       <w:br/>
       <w:br/>
     </w:r>

--- a/tillsyn/A 26772-2026 tillsynsbegäran.docx
+++ b/tillsyn/A 26772-2026 tillsynsbegäran.docx
@@ -471,7 +471,7 @@
     <w:r>
       <w:tab/>
       <w:tab/>
-      <w:t>2026-08-19</w:t>
+      <w:t>2026-08-20</w:t>
       <w:br/>
       <w:br/>
     </w:r>

--- a/tillsyn/A 26772-2026 tillsynsbegäran.docx
+++ b/tillsyn/A 26772-2026 tillsynsbegäran.docx
@@ -471,7 +471,7 @@
     <w:r>
       <w:tab/>
       <w:tab/>
-      <w:t>2026-08-20</w:t>
+      <w:t>2026-08-21</w:t>
       <w:br/>
       <w:br/>
     </w:r>

--- a/tillsyn/A 26772-2026 tillsynsbegäran.docx
+++ b/tillsyn/A 26772-2026 tillsynsbegäran.docx
@@ -471,7 +471,7 @@
     <w:r>
       <w:tab/>
       <w:tab/>
-      <w:t>2026-08-21</w:t>
+      <w:t>2026-08-22</w:t>
       <w:br/>
       <w:br/>
     </w:r>

--- a/tillsyn/A 26772-2026 tillsynsbegäran.docx
+++ b/tillsyn/A 26772-2026 tillsynsbegäran.docx
@@ -471,7 +471,7 @@
     <w:r>
       <w:tab/>
       <w:tab/>
-      <w:t>2026-08-22</w:t>
+      <w:t>2026-08-23</w:t>
       <w:br/>
       <w:br/>
     </w:r>

--- a/tillsyn/A 26772-2026 tillsynsbegäran.docx
+++ b/tillsyn/A 26772-2026 tillsynsbegäran.docx
@@ -471,7 +471,7 @@
     <w:r>
       <w:tab/>
       <w:tab/>
-      <w:t>2026-08-23</w:t>
+      <w:t>2026-08-24</w:t>
       <w:br/>
       <w:br/>
     </w:r>

--- a/tillsyn/A 26772-2026 tillsynsbegäran.docx
+++ b/tillsyn/A 26772-2026 tillsynsbegäran.docx
@@ -471,7 +471,7 @@
     <w:r>
       <w:tab/>
       <w:tab/>
-      <w:t>2026-08-24</w:t>
+      <w:t>2026-08-25</w:t>
       <w:br/>
       <w:br/>
     </w:r>

--- a/tillsyn/A 26772-2026 tillsynsbegäran.docx
+++ b/tillsyn/A 26772-2026 tillsynsbegäran.docx
@@ -471,7 +471,7 @@
     <w:r>
       <w:tab/>
       <w:tab/>
-      <w:t>2026-08-25</w:t>
+      <w:t>2026-08-26</w:t>
       <w:br/>
       <w:br/>
     </w:r>

--- a/tillsyn/A 26772-2026 tillsynsbegäran.docx
+++ b/tillsyn/A 26772-2026 tillsynsbegäran.docx
@@ -471,7 +471,7 @@
     <w:r>
       <w:tab/>
       <w:tab/>
-      <w:t>2026-08-26</w:t>
+      <w:t>2026-08-27</w:t>
       <w:br/>
       <w:br/>
     </w:r>

--- a/tillsyn/A 26772-2026 tillsynsbegäran.docx
+++ b/tillsyn/A 26772-2026 tillsynsbegäran.docx
@@ -471,7 +471,7 @@
     <w:r>
       <w:tab/>
       <w:tab/>
-      <w:t>2026-08-27</w:t>
+      <w:t>2026-08-28</w:t>
       <w:br/>
       <w:br/>
     </w:r>

--- a/tillsyn/A 26772-2026 tillsynsbegäran.docx
+++ b/tillsyn/A 26772-2026 tillsynsbegäran.docx
@@ -471,7 +471,7 @@
     <w:r>
       <w:tab/>
       <w:tab/>
-      <w:t>2026-08-28</w:t>
+      <w:t>2026-08-29</w:t>
       <w:br/>
       <w:br/>
     </w:r>

--- a/tillsyn/A 26772-2026 tillsynsbegäran.docx
+++ b/tillsyn/A 26772-2026 tillsynsbegäran.docx
@@ -471,7 +471,7 @@
     <w:r>
       <w:tab/>
       <w:tab/>
-      <w:t>2026-08-29</w:t>
+      <w:t>2026-08-31</w:t>
       <w:br/>
       <w:br/>
     </w:r>

--- a/tillsyn/A 26772-2026 tillsynsbegäran.docx
+++ b/tillsyn/A 26772-2026 tillsynsbegäran.docx
@@ -471,7 +471,7 @@
     <w:r>
       <w:tab/>
       <w:tab/>
-      <w:t>2026-08-31</w:t>
+      <w:t>2026-09-01</w:t>
       <w:br/>
       <w:br/>
     </w:r>

--- a/tillsyn/A 26772-2026 tillsynsbegäran.docx
+++ b/tillsyn/A 26772-2026 tillsynsbegäran.docx
@@ -471,7 +471,7 @@
     <w:r>
       <w:tab/>
       <w:tab/>
-      <w:t>2026-09-01</w:t>
+      <w:t>2026-09-02</w:t>
       <w:br/>
       <w:br/>
     </w:r>

--- a/tillsyn/A 26772-2026 tillsynsbegäran.docx
+++ b/tillsyn/A 26772-2026 tillsynsbegäran.docx
@@ -471,7 +471,7 @@
     <w:r>
       <w:tab/>
       <w:tab/>
-      <w:t>2026-09-02</w:t>
+      <w:t>2026-09-03</w:t>
       <w:br/>
       <w:br/>
     </w:r>

--- a/tillsyn/A 26772-2026 tillsynsbegäran.docx
+++ b/tillsyn/A 26772-2026 tillsynsbegäran.docx
@@ -471,7 +471,7 @@
     <w:r>
       <w:tab/>
       <w:tab/>
-      <w:t>2026-09-03</w:t>
+      <w:t>2026-09-04</w:t>
       <w:br/>
       <w:br/>
     </w:r>

--- a/tillsyn/A 26772-2026 tillsynsbegäran.docx
+++ b/tillsyn/A 26772-2026 tillsynsbegäran.docx
@@ -471,7 +471,7 @@
     <w:r>
       <w:tab/>
       <w:tab/>
-      <w:t>2026-09-04</w:t>
+      <w:t>2026-09-05</w:t>
       <w:br/>
       <w:br/>
     </w:r>

--- a/tillsyn/A 26772-2026 tillsynsbegäran.docx
+++ b/tillsyn/A 26772-2026 tillsynsbegäran.docx
@@ -471,7 +471,7 @@
     <w:r>
       <w:tab/>
       <w:tab/>
-      <w:t>2026-09-05</w:t>
+      <w:t>2026-09-06</w:t>
       <w:br/>
       <w:br/>
     </w:r>

--- a/tillsyn/A 26772-2026 tillsynsbegäran.docx
+++ b/tillsyn/A 26772-2026 tillsynsbegäran.docx
@@ -471,7 +471,7 @@
     <w:r>
       <w:tab/>
       <w:tab/>
-      <w:t>2026-09-06</w:t>
+      <w:t>2026-09-07</w:t>
       <w:br/>
       <w:br/>
     </w:r>

--- a/tillsyn/A 26772-2026 tillsynsbegäran.docx
+++ b/tillsyn/A 26772-2026 tillsynsbegäran.docx
@@ -471,7 +471,7 @@
     <w:r>
       <w:tab/>
       <w:tab/>
-      <w:t>2026-09-07</w:t>
+      <w:t>2026-09-08</w:t>
       <w:br/>
       <w:br/>
     </w:r>

--- a/tillsyn/A 26772-2026 tillsynsbegäran.docx
+++ b/tillsyn/A 26772-2026 tillsynsbegäran.docx
@@ -471,7 +471,7 @@
     <w:r>
       <w:tab/>
       <w:tab/>
-      <w:t>2026-09-08</w:t>
+      <w:t>2026-09-09</w:t>
       <w:br/>
       <w:br/>
     </w:r>

--- a/tillsyn/A 26772-2026 tillsynsbegäran.docx
+++ b/tillsyn/A 26772-2026 tillsynsbegäran.docx
@@ -471,7 +471,7 @@
     <w:r>
       <w:tab/>
       <w:tab/>
-      <w:t>2026-09-09</w:t>
+      <w:t>2026-09-10</w:t>
       <w:br/>
       <w:br/>
     </w:r>

--- a/tillsyn/A 26772-2026 tillsynsbegäran.docx
+++ b/tillsyn/A 26772-2026 tillsynsbegäran.docx
@@ -471,7 +471,7 @@
     <w:r>
       <w:tab/>
       <w:tab/>
-      <w:t>2026-09-10</w:t>
+      <w:t>2026-09-11</w:t>
       <w:br/>
       <w:br/>
     </w:r>

--- a/tillsyn/A 26772-2026 tillsynsbegäran.docx
+++ b/tillsyn/A 26772-2026 tillsynsbegäran.docx
@@ -471,7 +471,7 @@
     <w:r>
       <w:tab/>
       <w:tab/>
-      <w:t>2026-09-11</w:t>
+      <w:t>2026-09-12</w:t>
       <w:br/>
       <w:br/>
     </w:r>

--- a/tillsyn/A 26772-2026 tillsynsbegäran.docx
+++ b/tillsyn/A 26772-2026 tillsynsbegäran.docx
@@ -471,7 +471,7 @@
     <w:r>
       <w:tab/>
       <w:tab/>
-      <w:t>2026-09-12</w:t>
+      <w:t>2026-09-13</w:t>
       <w:br/>
       <w:br/>
     </w:r>
